--- a/docs/delivery/납품_배포및운영인계서.docx
+++ b/docs/delivery/납품_배포및운영인계서.docx
@@ -8,7 +8,6 @@
       </w:pPr>
       <w:r>
         <w:rPr>
-          <w:rFonts w:ascii="Malgun Gothic" w:hAnsi="Malgun Gothic"/>
           <w:b/>
           <w:sz w:val="44"/>
         </w:rPr>
@@ -21,11 +20,12 @@
       </w:pPr>
       <w:r>
         <w:rPr>
-          <w:i/>
+          <w:sz w:val="26"/>
         </w:rPr>
         <w:t>운영 이관 제출용 DOCX</w:t>
       </w:r>
     </w:p>
+    <w:p/>
     <w:tbl>
       <w:tblPr>
         <w:tblStyle w:val="TableGrid"/>
@@ -33,41 +33,48 @@
         <w:tblLook w:firstColumn="1" w:firstRow="1" w:lastColumn="0" w:lastRow="0" w:noHBand="0" w:noVBand="1" w:val="04A0"/>
       </w:tblPr>
       <w:tblGrid>
-        <w:gridCol w:w="5046"/>
-        <w:gridCol w:w="5046"/>
+        <w:gridCol w:w="4986"/>
+        <w:gridCol w:w="4986"/>
       </w:tblGrid>
       <w:tr>
         <w:tc>
           <w:tcPr>
-            <w:tcW w:type="dxa" w:w="5046"/>
-            <w:shd w:fill="EAF1F8"/>
+            <w:tcW w:type="dxa" w:w="4986"/>
           </w:tcPr>
           <w:p>
-            <w:pPr>
-              <w:spacing w:after="0" w:before="0"/>
-            </w:pPr>
-            <w:r/>
             <w:r>
-              <w:rPr>
-                <w:b/>
-              </w:rPr>
+              <w:t>프로젝트명</w:t>
+            </w:r>
+          </w:p>
+        </w:tc>
+        <w:tc>
+          <w:tcPr>
+            <w:tcW w:type="dxa" w:w="4986"/>
+          </w:tcPr>
+          <w:p>
+            <w:r>
+              <w:t>모성간호 챗봇</w:t>
+            </w:r>
+          </w:p>
+        </w:tc>
+      </w:tr>
+      <w:tr>
+        <w:tc>
+          <w:tcPr>
+            <w:tcW w:type="dxa" w:w="4986"/>
+          </w:tcPr>
+          <w:p>
+            <w:r>
               <w:t>작성일</w:t>
             </w:r>
           </w:p>
         </w:tc>
         <w:tc>
           <w:tcPr>
-            <w:tcW w:type="dxa" w:w="5046"/>
+            <w:tcW w:type="dxa" w:w="4986"/>
           </w:tcPr>
           <w:p>
-            <w:pPr>
-              <w:spacing w:after="0" w:before="0"/>
-            </w:pPr>
-            <w:r/>
             <w:r>
-              <w:rPr>
-                <w:b w:val="0"/>
-              </w:rPr>
               <w:t>2026-04-08</w:t>
             </w:r>
           </w:p>
@@ -76,35 +83,20 @@
       <w:tr>
         <w:tc>
           <w:tcPr>
-            <w:tcW w:type="dxa" w:w="5046"/>
-            <w:shd w:fill="EAF1F8"/>
+            <w:tcW w:type="dxa" w:w="4986"/>
           </w:tcPr>
           <w:p>
-            <w:pPr>
-              <w:spacing w:after="0" w:before="0"/>
-            </w:pPr>
-            <w:r/>
             <w:r>
-              <w:rPr>
-                <w:b/>
-              </w:rPr>
               <w:t>납품 기준일</w:t>
             </w:r>
           </w:p>
         </w:tc>
         <w:tc>
           <w:tcPr>
-            <w:tcW w:type="dxa" w:w="5046"/>
+            <w:tcW w:type="dxa" w:w="4986"/>
           </w:tcPr>
           <w:p>
-            <w:pPr>
-              <w:spacing w:after="0" w:before="0"/>
-            </w:pPr>
-            <w:r/>
             <w:r>
-              <w:rPr>
-                <w:b w:val="0"/>
-              </w:rPr>
               <w:t>2026-04-10</w:t>
             </w:r>
           </w:p>
@@ -113,79 +105,31 @@
       <w:tr>
         <w:tc>
           <w:tcPr>
-            <w:tcW w:type="dxa" w:w="5046"/>
-            <w:shd w:fill="EAF1F8"/>
+            <w:tcW w:type="dxa" w:w="4986"/>
           </w:tcPr>
           <w:p>
-            <w:pPr>
-              <w:spacing w:after="0" w:before="0"/>
-            </w:pPr>
-            <w:r/>
             <w:r>
-              <w:rPr>
-                <w:b/>
-              </w:rPr>
-              <w:t>대상 프로젝트</w:t>
+              <w:t>문서 성격</w:t>
             </w:r>
           </w:p>
         </w:tc>
         <w:tc>
           <w:tcPr>
-            <w:tcW w:type="dxa" w:w="5046"/>
+            <w:tcW w:type="dxa" w:w="4986"/>
           </w:tcPr>
           <w:p>
-            <w:pPr>
-              <w:spacing w:after="0" w:before="0"/>
-            </w:pPr>
-            <w:r/>
             <w:r>
-              <w:rPr>
-                <w:b w:val="0"/>
-              </w:rPr>
-              <w:t>모성간호 챗봇</w:t>
-            </w:r>
-          </w:p>
-        </w:tc>
-      </w:tr>
-      <w:tr>
-        <w:tc>
-          <w:tcPr>
-            <w:tcW w:type="dxa" w:w="5046"/>
-            <w:shd w:fill="EAF1F8"/>
-          </w:tcPr>
-          <w:p>
-            <w:pPr>
-              <w:spacing w:after="0" w:before="0"/>
-            </w:pPr>
-            <w:r/>
-            <w:r>
-              <w:rPr>
-                <w:b/>
-              </w:rPr>
-              <w:t>문서 구성</w:t>
-            </w:r>
-          </w:p>
-        </w:tc>
-        <w:tc>
-          <w:tcPr>
-            <w:tcW w:type="dxa" w:w="5046"/>
-          </w:tcPr>
-          <w:p>
-            <w:pPr>
-              <w:spacing w:after="0" w:before="0"/>
-            </w:pPr>
-            <w:r/>
-            <w:r>
-              <w:rPr>
-                <w:b w:val="0"/>
-              </w:rPr>
-              <w:t>DEPLOYMENT_HANDOFF.md</w:t>
+              <w:t>발주자 제출용</w:t>
             </w:r>
           </w:p>
         </w:tc>
       </w:tr>
     </w:tbl>
-    <w:p/>
+    <w:p>
+      <w:r>
+        <w:br w:type="page"/>
+      </w:r>
+    </w:p>
     <w:p>
       <w:pPr>
         <w:pStyle w:val="Heading1"/>
@@ -203,9 +147,6 @@
       </w:r>
     </w:p>
     <w:p>
-      <w:pPr>
-        <w:spacing w:after="100"/>
-      </w:pPr>
       <w:r>
         <w:t>이 문서는 운영 이관 시 필요한 배포 구조, 환경변수, 계정/외부 서비스 의존성을 한 번에 전달하기 위한 인계 문서입니다.</w:t>
       </w:r>
@@ -254,84 +195,51 @@
       <w:tblPr>
         <w:tblStyle w:val="TableGrid"/>
         <w:tblW w:type="auto" w:w="0"/>
-        <w:tblLayout w:type="autofit"/>
         <w:tblLook w:firstColumn="1" w:firstRow="1" w:lastColumn="0" w:lastRow="0" w:noHBand="0" w:noVBand="1" w:val="04A0"/>
       </w:tblPr>
       <w:tblGrid>
-        <w:gridCol w:w="2523"/>
-        <w:gridCol w:w="2523"/>
-        <w:gridCol w:w="2523"/>
-        <w:gridCol w:w="2523"/>
+        <w:gridCol w:w="2493"/>
+        <w:gridCol w:w="2493"/>
+        <w:gridCol w:w="2493"/>
+        <w:gridCol w:w="2493"/>
       </w:tblGrid>
       <w:tr>
         <w:tc>
           <w:tcPr>
-            <w:tcW w:type="dxa" w:w="2523"/>
-            <w:shd w:fill="EAF1F8"/>
+            <w:tcW w:type="dxa" w:w="2493"/>
           </w:tcPr>
           <w:p>
-            <w:pPr>
-              <w:spacing w:after="0" w:before="0"/>
-            </w:pPr>
-            <w:r/>
             <w:r>
-              <w:rPr>
-                <w:b/>
-              </w:rPr>
               <w:t>구분</w:t>
             </w:r>
           </w:p>
         </w:tc>
         <w:tc>
           <w:tcPr>
-            <w:tcW w:type="dxa" w:w="2523"/>
-            <w:shd w:fill="EAF1F8"/>
+            <w:tcW w:type="dxa" w:w="2493"/>
           </w:tcPr>
           <w:p>
-            <w:pPr>
-              <w:spacing w:after="0" w:before="0"/>
-            </w:pPr>
-            <w:r/>
             <w:r>
-              <w:rPr>
-                <w:b/>
-              </w:rPr>
               <w:t>배포 위치</w:t>
             </w:r>
           </w:p>
         </w:tc>
         <w:tc>
           <w:tcPr>
-            <w:tcW w:type="dxa" w:w="2523"/>
-            <w:shd w:fill="EAF1F8"/>
+            <w:tcW w:type="dxa" w:w="2493"/>
           </w:tcPr>
           <w:p>
-            <w:pPr>
-              <w:spacing w:after="0" w:before="0"/>
-            </w:pPr>
-            <w:r/>
             <w:r>
-              <w:rPr>
-                <w:b/>
-              </w:rPr>
               <w:t>역할</w:t>
             </w:r>
           </w:p>
         </w:tc>
         <w:tc>
           <w:tcPr>
-            <w:tcW w:type="dxa" w:w="2523"/>
-            <w:shd w:fill="EAF1F8"/>
+            <w:tcW w:type="dxa" w:w="2493"/>
           </w:tcPr>
           <w:p>
-            <w:pPr>
-              <w:spacing w:after="0" w:before="0"/>
-            </w:pPr>
-            <w:r/>
             <w:r>
-              <w:rPr>
-                <w:b/>
-              </w:rPr>
               <w:t>핵심 설정 포인트</w:t>
             </w:r>
           </w:p>
@@ -340,68 +248,40 @@
       <w:tr>
         <w:tc>
           <w:tcPr>
-            <w:tcW w:type="dxa" w:w="2523"/>
+            <w:tcW w:type="dxa" w:w="2493"/>
           </w:tcPr>
           <w:p>
-            <w:pPr>
-              <w:spacing w:after="0" w:before="0"/>
-            </w:pPr>
-            <w:r/>
             <w:r>
-              <w:rPr>
-                <w:b w:val="0"/>
-              </w:rPr>
               <w:t>web</w:t>
             </w:r>
           </w:p>
         </w:tc>
         <w:tc>
           <w:tcPr>
-            <w:tcW w:type="dxa" w:w="2523"/>
+            <w:tcW w:type="dxa" w:w="2493"/>
           </w:tcPr>
           <w:p>
-            <w:pPr>
-              <w:spacing w:after="0" w:before="0"/>
-            </w:pPr>
-            <w:r/>
             <w:r>
-              <w:rPr>
-                <w:b w:val="0"/>
-              </w:rPr>
               <w:t>Vercel (Next.js)</w:t>
             </w:r>
           </w:p>
         </w:tc>
         <w:tc>
           <w:tcPr>
-            <w:tcW w:type="dxa" w:w="2523"/>
+            <w:tcW w:type="dxa" w:w="2493"/>
           </w:tcPr>
           <w:p>
-            <w:pPr>
-              <w:spacing w:after="0" w:before="0"/>
-            </w:pPr>
-            <w:r/>
             <w:r>
-              <w:rPr>
-                <w:b w:val="0"/>
-              </w:rPr>
               <w:t>관리자 콘솔 + 모바일 API + Cron API</w:t>
             </w:r>
           </w:p>
         </w:tc>
         <w:tc>
           <w:tcPr>
-            <w:tcW w:type="dxa" w:w="2523"/>
+            <w:tcW w:type="dxa" w:w="2493"/>
           </w:tcPr>
           <w:p>
-            <w:pPr>
-              <w:spacing w:after="0" w:before="0"/>
-            </w:pPr>
-            <w:r/>
             <w:r>
-              <w:rPr>
-                <w:b w:val="0"/>
-              </w:rPr>
               <w:t>프로젝트 환경변수, Cron 인증(`CRON_SECRET`), 관리자 인증(`ADMIN_SESSION_SECRET`, `ADMIN_LOGIN_PASSWORD`)</w:t>
             </w:r>
           </w:p>
@@ -410,68 +290,40 @@
       <w:tr>
         <w:tc>
           <w:tcPr>
-            <w:tcW w:type="dxa" w:w="2523"/>
+            <w:tcW w:type="dxa" w:w="2493"/>
           </w:tcPr>
           <w:p>
-            <w:pPr>
-              <w:spacing w:after="0" w:before="0"/>
-            </w:pPr>
-            <w:r/>
             <w:r>
-              <w:rPr>
-                <w:b w:val="0"/>
-              </w:rPr>
               <w:t>mobile</w:t>
             </w:r>
           </w:p>
         </w:tc>
         <w:tc>
           <w:tcPr>
-            <w:tcW w:type="dxa" w:w="2523"/>
+            <w:tcW w:type="dxa" w:w="2493"/>
           </w:tcPr>
           <w:p>
-            <w:pPr>
-              <w:spacing w:after="0" w:before="0"/>
-            </w:pPr>
-            <w:r/>
             <w:r>
-              <w:rPr>
-                <w:b w:val="0"/>
-              </w:rPr>
               <w:t>Expo EAS Build → App Store / Google Play</w:t>
             </w:r>
           </w:p>
         </w:tc>
         <w:tc>
           <w:tcPr>
-            <w:tcW w:type="dxa" w:w="2523"/>
+            <w:tcW w:type="dxa" w:w="2493"/>
           </w:tcPr>
           <w:p>
-            <w:pPr>
-              <w:spacing w:after="0" w:before="0"/>
-            </w:pPr>
-            <w:r/>
             <w:r>
-              <w:rPr>
-                <w:b w:val="0"/>
-              </w:rPr>
               <w:t>iOS/Android 앱 빌드 및 배포</w:t>
             </w:r>
           </w:p>
         </w:tc>
         <w:tc>
           <w:tcPr>
-            <w:tcW w:type="dxa" w:w="2523"/>
+            <w:tcW w:type="dxa" w:w="2493"/>
           </w:tcPr>
           <w:p>
-            <w:pPr>
-              <w:spacing w:after="0" w:before="0"/>
-            </w:pPr>
-            <w:r/>
             <w:r>
-              <w:rPr>
-                <w:b w:val="0"/>
-              </w:rPr>
               <w:t>`app.json` 앱 식별자/버전, `eas.json` 빌드 프로필, Firebase 설정 파일</w:t>
             </w:r>
           </w:p>
@@ -480,68 +332,40 @@
       <w:tr>
         <w:tc>
           <w:tcPr>
-            <w:tcW w:type="dxa" w:w="2523"/>
+            <w:tcW w:type="dxa" w:w="2493"/>
           </w:tcPr>
           <w:p>
-            <w:pPr>
-              <w:spacing w:after="0" w:before="0"/>
-            </w:pPr>
-            <w:r/>
             <w:r>
-              <w:rPr>
-                <w:b w:val="0"/>
-              </w:rPr>
               <w:t>db</w:t>
             </w:r>
           </w:p>
         </w:tc>
         <w:tc>
           <w:tcPr>
-            <w:tcW w:type="dxa" w:w="2523"/>
+            <w:tcW w:type="dxa" w:w="2493"/>
           </w:tcPr>
           <w:p>
-            <w:pPr>
-              <w:spacing w:after="0" w:before="0"/>
-            </w:pPr>
-            <w:r/>
             <w:r>
-              <w:rPr>
-                <w:b w:val="0"/>
-              </w:rPr>
               <w:t>Supabase (PostgreSQL + Storage)</w:t>
             </w:r>
           </w:p>
         </w:tc>
         <w:tc>
           <w:tcPr>
-            <w:tcW w:type="dxa" w:w="2523"/>
+            <w:tcW w:type="dxa" w:w="2493"/>
           </w:tcPr>
           <w:p>
-            <w:pPr>
-              <w:spacing w:after="0" w:before="0"/>
-            </w:pPr>
-            <w:r/>
             <w:r>
-              <w:rPr>
-                <w:b w:val="0"/>
-              </w:rPr>
               <w:t>사용자/세션/콘텐츠 데이터 저장</w:t>
             </w:r>
           </w:p>
         </w:tc>
         <w:tc>
           <w:tcPr>
-            <w:tcW w:type="dxa" w:w="2523"/>
+            <w:tcW w:type="dxa" w:w="2493"/>
           </w:tcPr>
           <w:p>
-            <w:pPr>
-              <w:spacing w:after="0" w:before="0"/>
-            </w:pPr>
-            <w:r/>
             <w:r>
-              <w:rPr>
-                <w:b w:val="0"/>
-              </w:rPr>
               <w:t>Supabase URL/키, 서비스 롤 키, 스키마/마이그레이션 반영</w:t>
             </w:r>
           </w:p>
@@ -550,75 +374,86 @@
       <w:tr>
         <w:tc>
           <w:tcPr>
-            <w:tcW w:type="dxa" w:w="2523"/>
+            <w:tcW w:type="dxa" w:w="2493"/>
           </w:tcPr>
           <w:p>
-            <w:pPr>
-              <w:spacing w:after="0" w:before="0"/>
-            </w:pPr>
-            <w:r/>
             <w:r>
-              <w:rPr>
-                <w:b w:val="0"/>
-              </w:rPr>
               <w:t>외부 서비스</w:t>
             </w:r>
           </w:p>
         </w:tc>
         <w:tc>
           <w:tcPr>
-            <w:tcW w:type="dxa" w:w="2523"/>
+            <w:tcW w:type="dxa" w:w="2493"/>
           </w:tcPr>
           <w:p>
-            <w:pPr>
-              <w:spacing w:after="0" w:before="0"/>
-            </w:pPr>
-            <w:r/>
             <w:r>
-              <w:rPr>
-                <w:b w:val="0"/>
-              </w:rPr>
               <w:t>Twilio / Gemini / Schift / Firebase / 스토어 콘솔</w:t>
             </w:r>
           </w:p>
         </w:tc>
         <w:tc>
           <w:tcPr>
-            <w:tcW w:type="dxa" w:w="2523"/>
+            <w:tcW w:type="dxa" w:w="2493"/>
           </w:tcPr>
           <w:p>
-            <w:pPr>
-              <w:spacing w:after="0" w:before="0"/>
-            </w:pPr>
-            <w:r/>
             <w:r>
-              <w:rPr>
-                <w:b w:val="0"/>
-              </w:rPr>
               <w:t>인증, AI 응답, 워크플로우, 푸시, 스토어 배포</w:t>
             </w:r>
           </w:p>
         </w:tc>
         <w:tc>
           <w:tcPr>
-            <w:tcW w:type="dxa" w:w="2523"/>
+            <w:tcW w:type="dxa" w:w="2493"/>
           </w:tcPr>
           <w:p>
-            <w:pPr>
-              <w:spacing w:after="0" w:before="0"/>
-            </w:pPr>
-            <w:r/>
             <w:r>
-              <w:rPr>
-                <w:b w:val="0"/>
-              </w:rPr>
               <w:t>각 서비스 API 키/권한/프로젝트 연동 상태</w:t>
             </w:r>
           </w:p>
         </w:tc>
       </w:tr>
     </w:tbl>
-    <w:p/>
+    <w:p>
+      <w:pPr>
+        <w:pStyle w:val="Heading3"/>
+      </w:pPr>
+      <w:r>
+        <w:t>2-1-1. 운영 인계 시 함께 전달할 정보</w:t>
+      </w:r>
+    </w:p>
+    <w:p>
+      <w:pPr>
+        <w:pStyle w:val="ListBullet"/>
+      </w:pPr>
+      <w:r>
+        <w:t>각 배포 대상의 **소유 계정**, **관리 권한 보유자**, **백업 담당자**를 명시합니다.</w:t>
+      </w:r>
+    </w:p>
+    <w:p>
+      <w:pPr>
+        <w:pStyle w:val="ListBullet"/>
+      </w:pPr>
+      <w:r>
+        <w:t>운영자가 처음 인수받을 때 바로 확인할 수 있도록 **접속 위치**, **필수 변수**, **문제 발생 시 확인 순서**를 함께 적습니다.</w:t>
+      </w:r>
+    </w:p>
+    <w:p>
+      <w:pPr>
+        <w:pStyle w:val="ListBullet"/>
+      </w:pPr>
+      <w:r>
+        <w:t>비밀값 자체는 문서에 넣지 않고, 어떤 비밀값을 어느 서비스에 등록해야 하는지만 남깁니다.</w:t>
+      </w:r>
+    </w:p>
+    <w:p>
+      <w:pPr>
+        <w:pStyle w:val="ListBullet"/>
+      </w:pPr>
+      <w:r>
+        <w:t>스테이징과 운영이 분리되어 있으면 둘을 같은 표 안에 혼합하지 않고 환경별로 구분합니다.</w:t>
+      </w:r>
+    </w:p>
     <w:p>
       <w:pPr>
         <w:pStyle w:val="Heading3"/>
@@ -632,7 +467,25 @@
         <w:pStyle w:val="ListBullet"/>
       </w:pPr>
       <w:r>
-        <w:t>모바일 API 인증: `Authorization: Bearer &lt;token&gt;` 기반 세션 검증 (`requireMobileSession`)</w:t>
+        <w:t xml:space="preserve">모바일 API 인증: </w:t>
+      </w:r>
+      <w:r>
+        <w:rPr>
+          <w:rFonts w:ascii="Menlo" w:hAnsi="Menlo"/>
+        </w:rPr>
+        <w:t>Authorization: Bearer &lt;token&gt;</w:t>
+      </w:r>
+      <w:r>
+        <w:t xml:space="preserve"> 기반 세션 검증 (</w:t>
+      </w:r>
+      <w:r>
+        <w:rPr>
+          <w:rFonts w:ascii="Menlo" w:hAnsi="Menlo"/>
+        </w:rPr>
+        <w:t>requireMobileSession</w:t>
+      </w:r>
+      <w:r>
+        <w:t>)</w:t>
       </w:r>
     </w:p>
     <w:p>
@@ -640,7 +493,16 @@
         <w:pStyle w:val="ListBullet"/>
       </w:pPr>
       <w:r>
-        <w:t>관리자 API 인증: 서버 쿠키 세션 기반 (`readAdminSessionUser`)</w:t>
+        <w:t>관리자 API 인증: 서버 쿠키 세션 기반 (</w:t>
+      </w:r>
+      <w:r>
+        <w:rPr>
+          <w:rFonts w:ascii="Menlo" w:hAnsi="Menlo"/>
+        </w:rPr>
+        <w:t>readAdminSessionUser</w:t>
+      </w:r>
+      <w:r>
+        <w:t>)</w:t>
       </w:r>
     </w:p>
     <w:p>
@@ -648,7 +510,13 @@
         <w:pStyle w:val="ListBullet"/>
       </w:pPr>
       <w:r>
-        <w:t>관리자 세션 쿠키명: `gc_admin_session`</w:t>
+        <w:t xml:space="preserve">관리자 세션 쿠키명: </w:t>
+      </w:r>
+      <w:r>
+        <w:rPr>
+          <w:rFonts w:ascii="Menlo" w:hAnsi="Menlo"/>
+        </w:rPr>
+        <w:t>gc_admin_session</w:t>
       </w:r>
     </w:p>
     <w:p>
@@ -656,7 +524,16 @@
         <w:pStyle w:val="ListBullet"/>
       </w:pPr>
       <w:r>
-        <w:t>Cron API 인증: `CRON_SECRET` 기반 Bearer 토큰 검증</w:t>
+        <w:t xml:space="preserve">Cron API 인증: </w:t>
+      </w:r>
+      <w:r>
+        <w:rPr>
+          <w:rFonts w:ascii="Menlo" w:hAnsi="Menlo"/>
+        </w:rPr>
+        <w:t>CRON_SECRET</w:t>
+      </w:r>
+      <w:r>
+        <w:t xml:space="preserve"> 기반 Bearer 토큰 검증</w:t>
       </w:r>
     </w:p>
     <w:p>
@@ -668,13 +545,7 @@
       </w:r>
     </w:p>
     <w:p>
-      <w:pPr>
-        <w:ind w:left="340"/>
-      </w:pPr>
       <w:r>
-        <w:rPr>
-          <w:i/>
-        </w:rPr>
         <w:t>원칙: 아래 변수명은 운영 환경에 모두 정의합니다. 값은 인계 시 별도 보안 채널(비밀관리도구/암호화 문서)로 전달합니다.</w:t>
       </w:r>
     </w:p>
@@ -690,65 +561,40 @@
       <w:tblPr>
         <w:tblStyle w:val="TableGrid"/>
         <w:tblW w:type="auto" w:w="0"/>
-        <w:tblLayout w:type="autofit"/>
         <w:tblLook w:firstColumn="1" w:firstRow="1" w:lastColumn="0" w:lastRow="0" w:noHBand="0" w:noVBand="1" w:val="04A0"/>
       </w:tblPr>
       <w:tblGrid>
-        <w:gridCol w:w="3364"/>
-        <w:gridCol w:w="3364"/>
-        <w:gridCol w:w="3364"/>
+        <w:gridCol w:w="3324"/>
+        <w:gridCol w:w="3324"/>
+        <w:gridCol w:w="3324"/>
       </w:tblGrid>
       <w:tr>
         <w:tc>
           <w:tcPr>
-            <w:tcW w:type="dxa" w:w="3364"/>
-            <w:shd w:fill="EAF1F8"/>
+            <w:tcW w:type="dxa" w:w="3324"/>
           </w:tcPr>
           <w:p>
-            <w:pPr>
-              <w:spacing w:after="0" w:before="0"/>
-            </w:pPr>
-            <w:r/>
             <w:r>
-              <w:rPr>
-                <w:b/>
-              </w:rPr>
               <w:t>변수명</w:t>
             </w:r>
           </w:p>
         </w:tc>
         <w:tc>
           <w:tcPr>
-            <w:tcW w:type="dxa" w:w="3364"/>
-            <w:shd w:fill="EAF1F8"/>
+            <w:tcW w:type="dxa" w:w="3324"/>
           </w:tcPr>
           <w:p>
-            <w:pPr>
-              <w:spacing w:after="0" w:before="0"/>
-            </w:pPr>
-            <w:r/>
             <w:r>
-              <w:rPr>
-                <w:b/>
-              </w:rPr>
               <w:t>용도</w:t>
             </w:r>
           </w:p>
         </w:tc>
         <w:tc>
           <w:tcPr>
-            <w:tcW w:type="dxa" w:w="3364"/>
-            <w:shd w:fill="EAF1F8"/>
+            <w:tcW w:type="dxa" w:w="3324"/>
           </w:tcPr>
           <w:p>
-            <w:pPr>
-              <w:spacing w:after="0" w:before="0"/>
-            </w:pPr>
-            <w:r/>
             <w:r>
-              <w:rPr>
-                <w:b/>
-              </w:rPr>
               <w:t>적용 위치</w:t>
             </w:r>
           </w:p>
@@ -757,51 +603,30 @@
       <w:tr>
         <w:tc>
           <w:tcPr>
-            <w:tcW w:type="dxa" w:w="3364"/>
+            <w:tcW w:type="dxa" w:w="3324"/>
           </w:tcPr>
           <w:p>
-            <w:pPr>
-              <w:spacing w:after="0" w:before="0"/>
-            </w:pPr>
-            <w:r/>
             <w:r>
-              <w:rPr>
-                <w:b w:val="0"/>
-              </w:rPr>
               <w:t>`NEXT_PUBLIC_APP_URL`</w:t>
             </w:r>
           </w:p>
         </w:tc>
         <w:tc>
           <w:tcPr>
-            <w:tcW w:type="dxa" w:w="3364"/>
+            <w:tcW w:type="dxa" w:w="3324"/>
           </w:tcPr>
           <w:p>
-            <w:pPr>
-              <w:spacing w:after="0" w:before="0"/>
-            </w:pPr>
-            <w:r/>
             <w:r>
-              <w:rPr>
-                <w:b w:val="0"/>
-              </w:rPr>
               <w:t>웹 앱 기본 URL</w:t>
             </w:r>
           </w:p>
         </w:tc>
         <w:tc>
           <w:tcPr>
-            <w:tcW w:type="dxa" w:w="3364"/>
+            <w:tcW w:type="dxa" w:w="3324"/>
           </w:tcPr>
           <w:p>
-            <w:pPr>
-              <w:spacing w:after="0" w:before="0"/>
-            </w:pPr>
-            <w:r/>
             <w:r>
-              <w:rPr>
-                <w:b w:val="0"/>
-              </w:rPr>
               <w:t>web (Next.js 런타임/클라이언트)</w:t>
             </w:r>
           </w:p>
@@ -810,51 +635,30 @@
       <w:tr>
         <w:tc>
           <w:tcPr>
-            <w:tcW w:type="dxa" w:w="3364"/>
+            <w:tcW w:type="dxa" w:w="3324"/>
           </w:tcPr>
           <w:p>
-            <w:pPr>
-              <w:spacing w:after="0" w:before="0"/>
-            </w:pPr>
-            <w:r/>
             <w:r>
-              <w:rPr>
-                <w:b w:val="0"/>
-              </w:rPr>
               <w:t>`EXPO_PUBLIC_API_BASE_URL`</w:t>
             </w:r>
           </w:p>
         </w:tc>
         <w:tc>
           <w:tcPr>
-            <w:tcW w:type="dxa" w:w="3364"/>
+            <w:tcW w:type="dxa" w:w="3324"/>
           </w:tcPr>
           <w:p>
-            <w:pPr>
-              <w:spacing w:after="0" w:before="0"/>
-            </w:pPr>
-            <w:r/>
             <w:r>
-              <w:rPr>
-                <w:b w:val="0"/>
-              </w:rPr>
               <w:t>모바일 앱이 호출할 API 기준 URL</w:t>
             </w:r>
           </w:p>
         </w:tc>
         <w:tc>
           <w:tcPr>
-            <w:tcW w:type="dxa" w:w="3364"/>
+            <w:tcW w:type="dxa" w:w="3324"/>
           </w:tcPr>
           <w:p>
-            <w:pPr>
-              <w:spacing w:after="0" w:before="0"/>
-            </w:pPr>
-            <w:r/>
             <w:r>
-              <w:rPr>
-                <w:b w:val="0"/>
-              </w:rPr>
               <w:t>mobile 앱 런타임</w:t>
             </w:r>
           </w:p>
@@ -863,51 +667,30 @@
       <w:tr>
         <w:tc>
           <w:tcPr>
-            <w:tcW w:type="dxa" w:w="3364"/>
+            <w:tcW w:type="dxa" w:w="3324"/>
           </w:tcPr>
           <w:p>
-            <w:pPr>
-              <w:spacing w:after="0" w:before="0"/>
-            </w:pPr>
-            <w:r/>
             <w:r>
-              <w:rPr>
-                <w:b w:val="0"/>
-              </w:rPr>
               <w:t>`EXPO_PUBLIC_WEB_URL`</w:t>
             </w:r>
           </w:p>
         </w:tc>
         <w:tc>
           <w:tcPr>
-            <w:tcW w:type="dxa" w:w="3364"/>
+            <w:tcW w:type="dxa" w:w="3324"/>
           </w:tcPr>
           <w:p>
-            <w:pPr>
-              <w:spacing w:after="0" w:before="0"/>
-            </w:pPr>
-            <w:r/>
             <w:r>
-              <w:rPr>
-                <w:b w:val="0"/>
-              </w:rPr>
               <w:t>모바일 내 웹뷰/웹 연동 기준 URL</w:t>
             </w:r>
           </w:p>
         </w:tc>
         <w:tc>
           <w:tcPr>
-            <w:tcW w:type="dxa" w:w="3364"/>
+            <w:tcW w:type="dxa" w:w="3324"/>
           </w:tcPr>
           <w:p>
-            <w:pPr>
-              <w:spacing w:after="0" w:before="0"/>
-            </w:pPr>
-            <w:r/>
             <w:r>
-              <w:rPr>
-                <w:b w:val="0"/>
-              </w:rPr>
               <w:t>mobile 앱 런타임</w:t>
             </w:r>
           </w:p>
@@ -916,51 +699,30 @@
       <w:tr>
         <w:tc>
           <w:tcPr>
-            <w:tcW w:type="dxa" w:w="3364"/>
+            <w:tcW w:type="dxa" w:w="3324"/>
           </w:tcPr>
           <w:p>
-            <w:pPr>
-              <w:spacing w:after="0" w:before="0"/>
-            </w:pPr>
-            <w:r/>
             <w:r>
-              <w:rPr>
-                <w:b w:val="0"/>
-              </w:rPr>
               <w:t>`NEXT_PUBLIC_DEV_USER_ID`</w:t>
             </w:r>
           </w:p>
         </w:tc>
         <w:tc>
           <w:tcPr>
-            <w:tcW w:type="dxa" w:w="3364"/>
+            <w:tcW w:type="dxa" w:w="3324"/>
           </w:tcPr>
           <w:p>
-            <w:pPr>
-              <w:spacing w:after="0" w:before="0"/>
-            </w:pPr>
-            <w:r/>
             <w:r>
-              <w:rPr>
-                <w:b w:val="0"/>
-              </w:rPr>
               <w:t>개발/로컬 사용자 식별 (개발용)</w:t>
             </w:r>
           </w:p>
         </w:tc>
         <w:tc>
           <w:tcPr>
-            <w:tcW w:type="dxa" w:w="3364"/>
+            <w:tcW w:type="dxa" w:w="3324"/>
           </w:tcPr>
           <w:p>
-            <w:pPr>
-              <w:spacing w:after="0" w:before="0"/>
-            </w:pPr>
-            <w:r/>
             <w:r>
-              <w:rPr>
-                <w:b w:val="0"/>
-              </w:rPr>
               <w:t>web 개발 환경</w:t>
             </w:r>
           </w:p>
@@ -969,51 +731,30 @@
       <w:tr>
         <w:tc>
           <w:tcPr>
-            <w:tcW w:type="dxa" w:w="3364"/>
+            <w:tcW w:type="dxa" w:w="3324"/>
           </w:tcPr>
           <w:p>
-            <w:pPr>
-              <w:spacing w:after="0" w:before="0"/>
-            </w:pPr>
-            <w:r/>
             <w:r>
-              <w:rPr>
-                <w:b w:val="0"/>
-              </w:rPr>
               <w:t>`EXPO_PUBLIC_DEV_USER_ID`</w:t>
             </w:r>
           </w:p>
         </w:tc>
         <w:tc>
           <w:tcPr>
-            <w:tcW w:type="dxa" w:w="3364"/>
+            <w:tcW w:type="dxa" w:w="3324"/>
           </w:tcPr>
           <w:p>
-            <w:pPr>
-              <w:spacing w:after="0" w:before="0"/>
-            </w:pPr>
-            <w:r/>
             <w:r>
-              <w:rPr>
-                <w:b w:val="0"/>
-              </w:rPr>
               <w:t>개발/로컬 사용자 식별 (개발용)</w:t>
             </w:r>
           </w:p>
         </w:tc>
         <w:tc>
           <w:tcPr>
-            <w:tcW w:type="dxa" w:w="3364"/>
+            <w:tcW w:type="dxa" w:w="3324"/>
           </w:tcPr>
           <w:p>
-            <w:pPr>
-              <w:spacing w:after="0" w:before="0"/>
-            </w:pPr>
-            <w:r/>
             <w:r>
-              <w:rPr>
-                <w:b w:val="0"/>
-              </w:rPr>
               <w:t>mobile 개발 환경</w:t>
             </w:r>
           </w:p>
@@ -1022,51 +763,30 @@
       <w:tr>
         <w:tc>
           <w:tcPr>
-            <w:tcW w:type="dxa" w:w="3364"/>
+            <w:tcW w:type="dxa" w:w="3324"/>
           </w:tcPr>
           <w:p>
-            <w:pPr>
-              <w:spacing w:after="0" w:before="0"/>
-            </w:pPr>
-            <w:r/>
             <w:r>
-              <w:rPr>
-                <w:b w:val="0"/>
-              </w:rPr>
               <w:t>`EXPO_PUBLIC_MOBILE_DATA_PROVIDER`</w:t>
             </w:r>
           </w:p>
         </w:tc>
         <w:tc>
           <w:tcPr>
-            <w:tcW w:type="dxa" w:w="3364"/>
+            <w:tcW w:type="dxa" w:w="3324"/>
           </w:tcPr>
           <w:p>
-            <w:pPr>
-              <w:spacing w:after="0" w:before="0"/>
-            </w:pPr>
-            <w:r/>
             <w:r>
-              <w:rPr>
-                <w:b w:val="0"/>
-              </w:rPr>
               <w:t>모바일 데이터 공급 방식 선택값</w:t>
             </w:r>
           </w:p>
         </w:tc>
         <w:tc>
           <w:tcPr>
-            <w:tcW w:type="dxa" w:w="3364"/>
+            <w:tcW w:type="dxa" w:w="3324"/>
           </w:tcPr>
           <w:p>
-            <w:pPr>
-              <w:spacing w:after="0" w:before="0"/>
-            </w:pPr>
-            <w:r/>
             <w:r>
-              <w:rPr>
-                <w:b w:val="0"/>
-              </w:rPr>
               <w:t>mobile 런타임</w:t>
             </w:r>
           </w:p>
@@ -1075,51 +795,30 @@
       <w:tr>
         <w:tc>
           <w:tcPr>
-            <w:tcW w:type="dxa" w:w="3364"/>
+            <w:tcW w:type="dxa" w:w="3324"/>
           </w:tcPr>
           <w:p>
-            <w:pPr>
-              <w:spacing w:after="0" w:before="0"/>
-            </w:pPr>
-            <w:r/>
             <w:r>
-              <w:rPr>
-                <w:b w:val="0"/>
-              </w:rPr>
               <w:t>`SERVER_DATA_PROVIDER`</w:t>
             </w:r>
           </w:p>
         </w:tc>
         <w:tc>
           <w:tcPr>
-            <w:tcW w:type="dxa" w:w="3364"/>
+            <w:tcW w:type="dxa" w:w="3324"/>
           </w:tcPr>
           <w:p>
-            <w:pPr>
-              <w:spacing w:after="0" w:before="0"/>
-            </w:pPr>
-            <w:r/>
             <w:r>
-              <w:rPr>
-                <w:b w:val="0"/>
-              </w:rPr>
               <w:t>서버 데이터 공급자(`docker`/`supabase`)</w:t>
             </w:r>
           </w:p>
         </w:tc>
         <w:tc>
           <w:tcPr>
-            <w:tcW w:type="dxa" w:w="3364"/>
+            <w:tcW w:type="dxa" w:w="3324"/>
           </w:tcPr>
           <w:p>
-            <w:pPr>
-              <w:spacing w:after="0" w:before="0"/>
-            </w:pPr>
-            <w:r/>
             <w:r>
-              <w:rPr>
-                <w:b w:val="0"/>
-              </w:rPr>
               <w:t>web 서버 런타임</w:t>
             </w:r>
           </w:p>
@@ -1128,58 +827,36 @@
       <w:tr>
         <w:tc>
           <w:tcPr>
-            <w:tcW w:type="dxa" w:w="3364"/>
+            <w:tcW w:type="dxa" w:w="3324"/>
           </w:tcPr>
           <w:p>
-            <w:pPr>
-              <w:spacing w:after="0" w:before="0"/>
-            </w:pPr>
-            <w:r/>
             <w:r>
-              <w:rPr>
-                <w:b w:val="0"/>
-              </w:rPr>
               <w:t>`ADMIN_DATA_PROVIDER`</w:t>
             </w:r>
           </w:p>
         </w:tc>
         <w:tc>
           <w:tcPr>
-            <w:tcW w:type="dxa" w:w="3364"/>
+            <w:tcW w:type="dxa" w:w="3324"/>
           </w:tcPr>
           <w:p>
-            <w:pPr>
-              <w:spacing w:after="0" w:before="0"/>
-            </w:pPr>
-            <w:r/>
             <w:r>
-              <w:rPr>
-                <w:b w:val="0"/>
-              </w:rPr>
               <w:t>관리자 데이터 공급자(`backend`/`mock`)</w:t>
             </w:r>
           </w:p>
         </w:tc>
         <w:tc>
           <w:tcPr>
-            <w:tcW w:type="dxa" w:w="3364"/>
+            <w:tcW w:type="dxa" w:w="3324"/>
           </w:tcPr>
           <w:p>
-            <w:pPr>
-              <w:spacing w:after="0" w:before="0"/>
-            </w:pPr>
-            <w:r/>
             <w:r>
-              <w:rPr>
-                <w:b w:val="0"/>
-              </w:rPr>
               <w:t>web 서버 런타임</w:t>
             </w:r>
           </w:p>
         </w:tc>
       </w:tr>
     </w:tbl>
-    <w:p/>
     <w:p>
       <w:pPr>
         <w:pStyle w:val="Heading3"/>
@@ -1192,65 +869,40 @@
       <w:tblPr>
         <w:tblStyle w:val="TableGrid"/>
         <w:tblW w:type="auto" w:w="0"/>
-        <w:tblLayout w:type="autofit"/>
         <w:tblLook w:firstColumn="1" w:firstRow="1" w:lastColumn="0" w:lastRow="0" w:noHBand="0" w:noVBand="1" w:val="04A0"/>
       </w:tblPr>
       <w:tblGrid>
-        <w:gridCol w:w="3364"/>
-        <w:gridCol w:w="3364"/>
-        <w:gridCol w:w="3364"/>
+        <w:gridCol w:w="3324"/>
+        <w:gridCol w:w="3324"/>
+        <w:gridCol w:w="3324"/>
       </w:tblGrid>
       <w:tr>
         <w:tc>
           <w:tcPr>
-            <w:tcW w:type="dxa" w:w="3364"/>
-            <w:shd w:fill="EAF1F8"/>
+            <w:tcW w:type="dxa" w:w="3324"/>
           </w:tcPr>
           <w:p>
-            <w:pPr>
-              <w:spacing w:after="0" w:before="0"/>
-            </w:pPr>
-            <w:r/>
             <w:r>
-              <w:rPr>
-                <w:b/>
-              </w:rPr>
               <w:t>변수명</w:t>
             </w:r>
           </w:p>
         </w:tc>
         <w:tc>
           <w:tcPr>
-            <w:tcW w:type="dxa" w:w="3364"/>
-            <w:shd w:fill="EAF1F8"/>
+            <w:tcW w:type="dxa" w:w="3324"/>
           </w:tcPr>
           <w:p>
-            <w:pPr>
-              <w:spacing w:after="0" w:before="0"/>
-            </w:pPr>
-            <w:r/>
             <w:r>
-              <w:rPr>
-                <w:b/>
-              </w:rPr>
               <w:t>용도</w:t>
             </w:r>
           </w:p>
         </w:tc>
         <w:tc>
           <w:tcPr>
-            <w:tcW w:type="dxa" w:w="3364"/>
-            <w:shd w:fill="EAF1F8"/>
+            <w:tcW w:type="dxa" w:w="3324"/>
           </w:tcPr>
           <w:p>
-            <w:pPr>
-              <w:spacing w:after="0" w:before="0"/>
-            </w:pPr>
-            <w:r/>
             <w:r>
-              <w:rPr>
-                <w:b/>
-              </w:rPr>
               <w:t>적용 위치</w:t>
             </w:r>
           </w:p>
@@ -1259,51 +911,30 @@
       <w:tr>
         <w:tc>
           <w:tcPr>
-            <w:tcW w:type="dxa" w:w="3364"/>
+            <w:tcW w:type="dxa" w:w="3324"/>
           </w:tcPr>
           <w:p>
-            <w:pPr>
-              <w:spacing w:after="0" w:before="0"/>
-            </w:pPr>
-            <w:r/>
             <w:r>
-              <w:rPr>
-                <w:b w:val="0"/>
-              </w:rPr>
               <w:t>`DATABASE_URL`</w:t>
             </w:r>
           </w:p>
         </w:tc>
         <w:tc>
           <w:tcPr>
-            <w:tcW w:type="dxa" w:w="3364"/>
+            <w:tcW w:type="dxa" w:w="3324"/>
           </w:tcPr>
           <w:p>
-            <w:pPr>
-              <w:spacing w:after="0" w:before="0"/>
-            </w:pPr>
-            <w:r/>
             <w:r>
-              <w:rPr>
-                <w:b w:val="0"/>
-              </w:rPr>
               <w:t>DB 연결 문자열</w:t>
             </w:r>
           </w:p>
         </w:tc>
         <w:tc>
           <w:tcPr>
-            <w:tcW w:type="dxa" w:w="3364"/>
+            <w:tcW w:type="dxa" w:w="3324"/>
           </w:tcPr>
           <w:p>
-            <w:pPr>
-              <w:spacing w:after="0" w:before="0"/>
-            </w:pPr>
-            <w:r/>
             <w:r>
-              <w:rPr>
-                <w:b w:val="0"/>
-              </w:rPr>
               <w:t>web 서버/개발 스크립트</w:t>
             </w:r>
           </w:p>
@@ -1312,51 +943,30 @@
       <w:tr>
         <w:tc>
           <w:tcPr>
-            <w:tcW w:type="dxa" w:w="3364"/>
+            <w:tcW w:type="dxa" w:w="3324"/>
           </w:tcPr>
           <w:p>
-            <w:pPr>
-              <w:spacing w:after="0" w:before="0"/>
-            </w:pPr>
-            <w:r/>
             <w:r>
-              <w:rPr>
-                <w:b w:val="0"/>
-              </w:rPr>
               <w:t>`LOCAL_DB_SCHEMA`</w:t>
             </w:r>
           </w:p>
         </w:tc>
         <w:tc>
           <w:tcPr>
-            <w:tcW w:type="dxa" w:w="3364"/>
+            <w:tcW w:type="dxa" w:w="3324"/>
           </w:tcPr>
           <w:p>
-            <w:pPr>
-              <w:spacing w:after="0" w:before="0"/>
-            </w:pPr>
-            <w:r/>
             <w:r>
-              <w:rPr>
-                <w:b w:val="0"/>
-              </w:rPr>
               <w:t>로컬 DB 스키마 이름</w:t>
             </w:r>
           </w:p>
         </w:tc>
         <w:tc>
           <w:tcPr>
-            <w:tcW w:type="dxa" w:w="3364"/>
+            <w:tcW w:type="dxa" w:w="3324"/>
           </w:tcPr>
           <w:p>
-            <w:pPr>
-              <w:spacing w:after="0" w:before="0"/>
-            </w:pPr>
-            <w:r/>
             <w:r>
-              <w:rPr>
-                <w:b w:val="0"/>
-              </w:rPr>
               <w:t>로컬 개발</w:t>
             </w:r>
           </w:p>
@@ -1365,51 +975,30 @@
       <w:tr>
         <w:tc>
           <w:tcPr>
-            <w:tcW w:type="dxa" w:w="3364"/>
+            <w:tcW w:type="dxa" w:w="3324"/>
           </w:tcPr>
           <w:p>
-            <w:pPr>
-              <w:spacing w:after="0" w:before="0"/>
-            </w:pPr>
-            <w:r/>
             <w:r>
-              <w:rPr>
-                <w:b w:val="0"/>
-              </w:rPr>
               <w:t>`LOCAL_DEV_USER_PHONE_NUMBER`</w:t>
             </w:r>
           </w:p>
         </w:tc>
         <w:tc>
           <w:tcPr>
-            <w:tcW w:type="dxa" w:w="3364"/>
+            <w:tcW w:type="dxa" w:w="3324"/>
           </w:tcPr>
           <w:p>
-            <w:pPr>
-              <w:spacing w:after="0" w:before="0"/>
-            </w:pPr>
-            <w:r/>
             <w:r>
-              <w:rPr>
-                <w:b w:val="0"/>
-              </w:rPr>
               <w:t>로컬 테스트 사용자 전화번호</w:t>
             </w:r>
           </w:p>
         </w:tc>
         <w:tc>
           <w:tcPr>
-            <w:tcW w:type="dxa" w:w="3364"/>
+            <w:tcW w:type="dxa" w:w="3324"/>
           </w:tcPr>
           <w:p>
-            <w:pPr>
-              <w:spacing w:after="0" w:before="0"/>
-            </w:pPr>
-            <w:r/>
             <w:r>
-              <w:rPr>
-                <w:b w:val="0"/>
-              </w:rPr>
               <w:t>로컬 개발</w:t>
             </w:r>
           </w:p>
@@ -1418,51 +1007,30 @@
       <w:tr>
         <w:tc>
           <w:tcPr>
-            <w:tcW w:type="dxa" w:w="3364"/>
+            <w:tcW w:type="dxa" w:w="3324"/>
           </w:tcPr>
           <w:p>
-            <w:pPr>
-              <w:spacing w:after="0" w:before="0"/>
-            </w:pPr>
-            <w:r/>
             <w:r>
-              <w:rPr>
-                <w:b w:val="0"/>
-              </w:rPr>
               <w:t>`LOCAL_DEV_USER_PASSWORD`</w:t>
             </w:r>
           </w:p>
         </w:tc>
         <w:tc>
           <w:tcPr>
-            <w:tcW w:type="dxa" w:w="3364"/>
+            <w:tcW w:type="dxa" w:w="3324"/>
           </w:tcPr>
           <w:p>
-            <w:pPr>
-              <w:spacing w:after="0" w:before="0"/>
-            </w:pPr>
-            <w:r/>
             <w:r>
-              <w:rPr>
-                <w:b w:val="0"/>
-              </w:rPr>
               <w:t>로컬 테스트 사용자 비밀번호</w:t>
             </w:r>
           </w:p>
         </w:tc>
         <w:tc>
           <w:tcPr>
-            <w:tcW w:type="dxa" w:w="3364"/>
+            <w:tcW w:type="dxa" w:w="3324"/>
           </w:tcPr>
           <w:p>
-            <w:pPr>
-              <w:spacing w:after="0" w:before="0"/>
-            </w:pPr>
-            <w:r/>
             <w:r>
-              <w:rPr>
-                <w:b w:val="0"/>
-              </w:rPr>
               <w:t>로컬 개발</w:t>
             </w:r>
           </w:p>
@@ -1471,51 +1039,30 @@
       <w:tr>
         <w:tc>
           <w:tcPr>
-            <w:tcW w:type="dxa" w:w="3364"/>
+            <w:tcW w:type="dxa" w:w="3324"/>
           </w:tcPr>
           <w:p>
-            <w:pPr>
-              <w:spacing w:after="0" w:before="0"/>
-            </w:pPr>
-            <w:r/>
             <w:r>
-              <w:rPr>
-                <w:b w:val="0"/>
-              </w:rPr>
               <w:t>`LOCAL_DEV_USER_NAME`</w:t>
             </w:r>
           </w:p>
         </w:tc>
         <w:tc>
           <w:tcPr>
-            <w:tcW w:type="dxa" w:w="3364"/>
+            <w:tcW w:type="dxa" w:w="3324"/>
           </w:tcPr>
           <w:p>
-            <w:pPr>
-              <w:spacing w:after="0" w:before="0"/>
-            </w:pPr>
-            <w:r/>
             <w:r>
-              <w:rPr>
-                <w:b w:val="0"/>
-              </w:rPr>
               <w:t>로컬 테스트 사용자 이름</w:t>
             </w:r>
           </w:p>
         </w:tc>
         <w:tc>
           <w:tcPr>
-            <w:tcW w:type="dxa" w:w="3364"/>
+            <w:tcW w:type="dxa" w:w="3324"/>
           </w:tcPr>
           <w:p>
-            <w:pPr>
-              <w:spacing w:after="0" w:before="0"/>
-            </w:pPr>
-            <w:r/>
             <w:r>
-              <w:rPr>
-                <w:b w:val="0"/>
-              </w:rPr>
               <w:t>로컬 개발</w:t>
             </w:r>
           </w:p>
@@ -1524,51 +1071,30 @@
       <w:tr>
         <w:tc>
           <w:tcPr>
-            <w:tcW w:type="dxa" w:w="3364"/>
+            <w:tcW w:type="dxa" w:w="3324"/>
           </w:tcPr>
           <w:p>
-            <w:pPr>
-              <w:spacing w:after="0" w:before="0"/>
-            </w:pPr>
-            <w:r/>
             <w:r>
-              <w:rPr>
-                <w:b w:val="0"/>
-              </w:rPr>
               <w:t>`LOCAL_DEV_DUE_DATE`</w:t>
             </w:r>
           </w:p>
         </w:tc>
         <w:tc>
           <w:tcPr>
-            <w:tcW w:type="dxa" w:w="3364"/>
+            <w:tcW w:type="dxa" w:w="3324"/>
           </w:tcPr>
           <w:p>
-            <w:pPr>
-              <w:spacing w:after="0" w:before="0"/>
-            </w:pPr>
-            <w:r/>
             <w:r>
-              <w:rPr>
-                <w:b w:val="0"/>
-              </w:rPr>
               <w:t>로컬 테스트 사용자 예정일</w:t>
             </w:r>
           </w:p>
         </w:tc>
         <w:tc>
           <w:tcPr>
-            <w:tcW w:type="dxa" w:w="3364"/>
+            <w:tcW w:type="dxa" w:w="3324"/>
           </w:tcPr>
           <w:p>
-            <w:pPr>
-              <w:spacing w:after="0" w:before="0"/>
-            </w:pPr>
-            <w:r/>
             <w:r>
-              <w:rPr>
-                <w:b w:val="0"/>
-              </w:rPr>
               <w:t>로컬 개발</w:t>
             </w:r>
           </w:p>
@@ -1577,51 +1103,30 @@
       <w:tr>
         <w:tc>
           <w:tcPr>
-            <w:tcW w:type="dxa" w:w="3364"/>
+            <w:tcW w:type="dxa" w:w="3324"/>
           </w:tcPr>
           <w:p>
-            <w:pPr>
-              <w:spacing w:after="0" w:before="0"/>
-            </w:pPr>
-            <w:r/>
             <w:r>
-              <w:rPr>
-                <w:b w:val="0"/>
-              </w:rPr>
               <w:t>`LOCAL_ADMIN_USER_ID`</w:t>
             </w:r>
           </w:p>
         </w:tc>
         <w:tc>
           <w:tcPr>
-            <w:tcW w:type="dxa" w:w="3364"/>
+            <w:tcW w:type="dxa" w:w="3324"/>
           </w:tcPr>
           <w:p>
-            <w:pPr>
-              <w:spacing w:after="0" w:before="0"/>
-            </w:pPr>
-            <w:r/>
             <w:r>
-              <w:rPr>
-                <w:b w:val="0"/>
-              </w:rPr>
               <w:t>로컬 관리자 ID</w:t>
             </w:r>
           </w:p>
         </w:tc>
         <w:tc>
           <w:tcPr>
-            <w:tcW w:type="dxa" w:w="3364"/>
+            <w:tcW w:type="dxa" w:w="3324"/>
           </w:tcPr>
           <w:p>
-            <w:pPr>
-              <w:spacing w:after="0" w:before="0"/>
-            </w:pPr>
-            <w:r/>
             <w:r>
-              <w:rPr>
-                <w:b w:val="0"/>
-              </w:rPr>
               <w:t>로컬 개발</w:t>
             </w:r>
           </w:p>
@@ -1630,51 +1135,30 @@
       <w:tr>
         <w:tc>
           <w:tcPr>
-            <w:tcW w:type="dxa" w:w="3364"/>
+            <w:tcW w:type="dxa" w:w="3324"/>
           </w:tcPr>
           <w:p>
-            <w:pPr>
-              <w:spacing w:after="0" w:before="0"/>
-            </w:pPr>
-            <w:r/>
             <w:r>
-              <w:rPr>
-                <w:b w:val="0"/>
-              </w:rPr>
               <w:t>`LOCAL_ADMIN_PHONE_NUMBER`</w:t>
             </w:r>
           </w:p>
         </w:tc>
         <w:tc>
           <w:tcPr>
-            <w:tcW w:type="dxa" w:w="3364"/>
+            <w:tcW w:type="dxa" w:w="3324"/>
           </w:tcPr>
           <w:p>
-            <w:pPr>
-              <w:spacing w:after="0" w:before="0"/>
-            </w:pPr>
-            <w:r/>
             <w:r>
-              <w:rPr>
-                <w:b w:val="0"/>
-              </w:rPr>
               <w:t>로컬 관리자 전화번호</w:t>
             </w:r>
           </w:p>
         </w:tc>
         <w:tc>
           <w:tcPr>
-            <w:tcW w:type="dxa" w:w="3364"/>
+            <w:tcW w:type="dxa" w:w="3324"/>
           </w:tcPr>
           <w:p>
-            <w:pPr>
-              <w:spacing w:after="0" w:before="0"/>
-            </w:pPr>
-            <w:r/>
             <w:r>
-              <w:rPr>
-                <w:b w:val="0"/>
-              </w:rPr>
               <w:t>로컬 개발</w:t>
             </w:r>
           </w:p>
@@ -1683,51 +1167,30 @@
       <w:tr>
         <w:tc>
           <w:tcPr>
-            <w:tcW w:type="dxa" w:w="3364"/>
+            <w:tcW w:type="dxa" w:w="3324"/>
           </w:tcPr>
           <w:p>
-            <w:pPr>
-              <w:spacing w:after="0" w:before="0"/>
-            </w:pPr>
-            <w:r/>
             <w:r>
-              <w:rPr>
-                <w:b w:val="0"/>
-              </w:rPr>
               <w:t>`LOCAL_ADMIN_PASSWORD`</w:t>
             </w:r>
           </w:p>
         </w:tc>
         <w:tc>
           <w:tcPr>
-            <w:tcW w:type="dxa" w:w="3364"/>
+            <w:tcW w:type="dxa" w:w="3324"/>
           </w:tcPr>
           <w:p>
-            <w:pPr>
-              <w:spacing w:after="0" w:before="0"/>
-            </w:pPr>
-            <w:r/>
             <w:r>
-              <w:rPr>
-                <w:b w:val="0"/>
-              </w:rPr>
               <w:t>로컬 관리자 비밀번호</w:t>
             </w:r>
           </w:p>
         </w:tc>
         <w:tc>
           <w:tcPr>
-            <w:tcW w:type="dxa" w:w="3364"/>
+            <w:tcW w:type="dxa" w:w="3324"/>
           </w:tcPr>
           <w:p>
-            <w:pPr>
-              <w:spacing w:after="0" w:before="0"/>
-            </w:pPr>
-            <w:r/>
             <w:r>
-              <w:rPr>
-                <w:b w:val="0"/>
-              </w:rPr>
               <w:t>로컬 개발</w:t>
             </w:r>
           </w:p>
@@ -1736,51 +1199,30 @@
       <w:tr>
         <w:tc>
           <w:tcPr>
-            <w:tcW w:type="dxa" w:w="3364"/>
+            <w:tcW w:type="dxa" w:w="3324"/>
           </w:tcPr>
           <w:p>
-            <w:pPr>
-              <w:spacing w:after="0" w:before="0"/>
-            </w:pPr>
-            <w:r/>
             <w:r>
-              <w:rPr>
-                <w:b w:val="0"/>
-              </w:rPr>
               <w:t>`ADMIN_LOGIN_PASSWORD`</w:t>
             </w:r>
           </w:p>
         </w:tc>
         <w:tc>
           <w:tcPr>
-            <w:tcW w:type="dxa" w:w="3364"/>
+            <w:tcW w:type="dxa" w:w="3324"/>
           </w:tcPr>
           <w:p>
-            <w:pPr>
-              <w:spacing w:after="0" w:before="0"/>
-            </w:pPr>
-            <w:r/>
             <w:r>
-              <w:rPr>
-                <w:b w:val="0"/>
-              </w:rPr>
               <w:t>운영/개발 관리자 로그인 비밀번호</w:t>
             </w:r>
           </w:p>
         </w:tc>
         <w:tc>
           <w:tcPr>
-            <w:tcW w:type="dxa" w:w="3364"/>
+            <w:tcW w:type="dxa" w:w="3324"/>
           </w:tcPr>
           <w:p>
-            <w:pPr>
-              <w:spacing w:after="0" w:before="0"/>
-            </w:pPr>
-            <w:r/>
             <w:r>
-              <w:rPr>
-                <w:b w:val="0"/>
-              </w:rPr>
               <w:t>web 서버 인증(`apps/web/src/lib/admin/auth.ts`)</w:t>
             </w:r>
           </w:p>
@@ -1789,51 +1231,30 @@
       <w:tr>
         <w:tc>
           <w:tcPr>
-            <w:tcW w:type="dxa" w:w="3364"/>
+            <w:tcW w:type="dxa" w:w="3324"/>
           </w:tcPr>
           <w:p>
-            <w:pPr>
-              <w:spacing w:after="0" w:before="0"/>
-            </w:pPr>
-            <w:r/>
             <w:r>
-              <w:rPr>
-                <w:b w:val="0"/>
-              </w:rPr>
               <w:t>`LOCAL_ADMIN_NAME`</w:t>
             </w:r>
           </w:p>
         </w:tc>
         <w:tc>
           <w:tcPr>
-            <w:tcW w:type="dxa" w:w="3364"/>
+            <w:tcW w:type="dxa" w:w="3324"/>
           </w:tcPr>
           <w:p>
-            <w:pPr>
-              <w:spacing w:after="0" w:before="0"/>
-            </w:pPr>
-            <w:r/>
             <w:r>
-              <w:rPr>
-                <w:b w:val="0"/>
-              </w:rPr>
               <w:t>로컬 관리자 표시 이름</w:t>
             </w:r>
           </w:p>
         </w:tc>
         <w:tc>
           <w:tcPr>
-            <w:tcW w:type="dxa" w:w="3364"/>
+            <w:tcW w:type="dxa" w:w="3324"/>
           </w:tcPr>
           <w:p>
-            <w:pPr>
-              <w:spacing w:after="0" w:before="0"/>
-            </w:pPr>
-            <w:r/>
             <w:r>
-              <w:rPr>
-                <w:b w:val="0"/>
-              </w:rPr>
               <w:t>로컬 개발</w:t>
             </w:r>
           </w:p>
@@ -1842,51 +1263,30 @@
       <w:tr>
         <w:tc>
           <w:tcPr>
-            <w:tcW w:type="dxa" w:w="3364"/>
+            <w:tcW w:type="dxa" w:w="3324"/>
           </w:tcPr>
           <w:p>
-            <w:pPr>
-              <w:spacing w:after="0" w:before="0"/>
-            </w:pPr>
-            <w:r/>
             <w:r>
-              <w:rPr>
-                <w:b w:val="0"/>
-              </w:rPr>
               <w:t>`ADMIN_ACTOR_USER_ID`</w:t>
             </w:r>
           </w:p>
         </w:tc>
         <w:tc>
           <w:tcPr>
-            <w:tcW w:type="dxa" w:w="3364"/>
+            <w:tcW w:type="dxa" w:w="3324"/>
           </w:tcPr>
           <w:p>
-            <w:pPr>
-              <w:spacing w:after="0" w:before="0"/>
-            </w:pPr>
-            <w:r/>
             <w:r>
-              <w:rPr>
-                <w:b w:val="0"/>
-              </w:rPr>
               <w:t>관리자 작업 행위자 식별자</w:t>
             </w:r>
           </w:p>
         </w:tc>
         <w:tc>
           <w:tcPr>
-            <w:tcW w:type="dxa" w:w="3364"/>
+            <w:tcW w:type="dxa" w:w="3324"/>
           </w:tcPr>
           <w:p>
-            <w:pPr>
-              <w:spacing w:after="0" w:before="0"/>
-            </w:pPr>
-            <w:r/>
             <w:r>
-              <w:rPr>
-                <w:b w:val="0"/>
-              </w:rPr>
               <w:t>로컬 개발/관리자 로깅</w:t>
             </w:r>
           </w:p>
@@ -1895,58 +1295,36 @@
       <w:tr>
         <w:tc>
           <w:tcPr>
-            <w:tcW w:type="dxa" w:w="3364"/>
+            <w:tcW w:type="dxa" w:w="3324"/>
           </w:tcPr>
           <w:p>
-            <w:pPr>
-              <w:spacing w:after="0" w:before="0"/>
-            </w:pPr>
-            <w:r/>
             <w:r>
-              <w:rPr>
-                <w:b w:val="0"/>
-              </w:rPr>
               <w:t>`PHONE_DATA_SECRET`</w:t>
             </w:r>
           </w:p>
         </w:tc>
         <w:tc>
           <w:tcPr>
-            <w:tcW w:type="dxa" w:w="3364"/>
+            <w:tcW w:type="dxa" w:w="3324"/>
           </w:tcPr>
           <w:p>
-            <w:pPr>
-              <w:spacing w:after="0" w:before="0"/>
-            </w:pPr>
-            <w:r/>
             <w:r>
-              <w:rPr>
-                <w:b w:val="0"/>
-              </w:rPr>
               <w:t>전화번호 암복호화 키</w:t>
             </w:r>
           </w:p>
         </w:tc>
         <w:tc>
           <w:tcPr>
-            <w:tcW w:type="dxa" w:w="3364"/>
+            <w:tcW w:type="dxa" w:w="3324"/>
           </w:tcPr>
           <w:p>
-            <w:pPr>
-              <w:spacing w:after="0" w:before="0"/>
-            </w:pPr>
-            <w:r/>
             <w:r>
-              <w:rPr>
-                <w:b w:val="0"/>
-              </w:rPr>
               <w:t>web 서버 개인정보 처리</w:t>
             </w:r>
           </w:p>
         </w:tc>
       </w:tr>
     </w:tbl>
-    <w:p/>
     <w:p>
       <w:pPr>
         <w:pStyle w:val="Heading3"/>
@@ -1959,65 +1337,40 @@
       <w:tblPr>
         <w:tblStyle w:val="TableGrid"/>
         <w:tblW w:type="auto" w:w="0"/>
-        <w:tblLayout w:type="autofit"/>
         <w:tblLook w:firstColumn="1" w:firstRow="1" w:lastColumn="0" w:lastRow="0" w:noHBand="0" w:noVBand="1" w:val="04A0"/>
       </w:tblPr>
       <w:tblGrid>
-        <w:gridCol w:w="3364"/>
-        <w:gridCol w:w="3364"/>
-        <w:gridCol w:w="3364"/>
+        <w:gridCol w:w="3324"/>
+        <w:gridCol w:w="3324"/>
+        <w:gridCol w:w="3324"/>
       </w:tblGrid>
       <w:tr>
         <w:tc>
           <w:tcPr>
-            <w:tcW w:type="dxa" w:w="3364"/>
-            <w:shd w:fill="EAF1F8"/>
+            <w:tcW w:type="dxa" w:w="3324"/>
           </w:tcPr>
           <w:p>
-            <w:pPr>
-              <w:spacing w:after="0" w:before="0"/>
-            </w:pPr>
-            <w:r/>
             <w:r>
-              <w:rPr>
-                <w:b/>
-              </w:rPr>
               <w:t>변수명</w:t>
             </w:r>
           </w:p>
         </w:tc>
         <w:tc>
           <w:tcPr>
-            <w:tcW w:type="dxa" w:w="3364"/>
-            <w:shd w:fill="EAF1F8"/>
+            <w:tcW w:type="dxa" w:w="3324"/>
           </w:tcPr>
           <w:p>
-            <w:pPr>
-              <w:spacing w:after="0" w:before="0"/>
-            </w:pPr>
-            <w:r/>
             <w:r>
-              <w:rPr>
-                <w:b/>
-              </w:rPr>
               <w:t>용도</w:t>
             </w:r>
           </w:p>
         </w:tc>
         <w:tc>
           <w:tcPr>
-            <w:tcW w:type="dxa" w:w="3364"/>
-            <w:shd w:fill="EAF1F8"/>
+            <w:tcW w:type="dxa" w:w="3324"/>
           </w:tcPr>
           <w:p>
-            <w:pPr>
-              <w:spacing w:after="0" w:before="0"/>
-            </w:pPr>
-            <w:r/>
             <w:r>
-              <w:rPr>
-                <w:b/>
-              </w:rPr>
               <w:t>적용 위치</w:t>
             </w:r>
           </w:p>
@@ -2026,51 +1379,30 @@
       <w:tr>
         <w:tc>
           <w:tcPr>
-            <w:tcW w:type="dxa" w:w="3364"/>
+            <w:tcW w:type="dxa" w:w="3324"/>
           </w:tcPr>
           <w:p>
-            <w:pPr>
-              <w:spacing w:after="0" w:before="0"/>
-            </w:pPr>
-            <w:r/>
             <w:r>
-              <w:rPr>
-                <w:b w:val="0"/>
-              </w:rPr>
               <w:t>`NEXT_PUBLIC_SUPABASE_URL`</w:t>
             </w:r>
           </w:p>
         </w:tc>
         <w:tc>
           <w:tcPr>
-            <w:tcW w:type="dxa" w:w="3364"/>
+            <w:tcW w:type="dxa" w:w="3324"/>
           </w:tcPr>
           <w:p>
-            <w:pPr>
-              <w:spacing w:after="0" w:before="0"/>
-            </w:pPr>
-            <w:r/>
             <w:r>
-              <w:rPr>
-                <w:b w:val="0"/>
-              </w:rPr>
               <w:t>Supabase 프로젝트 URL</w:t>
             </w:r>
           </w:p>
         </w:tc>
         <w:tc>
           <w:tcPr>
-            <w:tcW w:type="dxa" w:w="3364"/>
+            <w:tcW w:type="dxa" w:w="3324"/>
           </w:tcPr>
           <w:p>
-            <w:pPr>
-              <w:spacing w:after="0" w:before="0"/>
-            </w:pPr>
-            <w:r/>
             <w:r>
-              <w:rPr>
-                <w:b w:val="0"/>
-              </w:rPr>
               <w:t>web/mobile 클라이언트 초기화</w:t>
             </w:r>
           </w:p>
@@ -2079,51 +1411,30 @@
       <w:tr>
         <w:tc>
           <w:tcPr>
-            <w:tcW w:type="dxa" w:w="3364"/>
+            <w:tcW w:type="dxa" w:w="3324"/>
           </w:tcPr>
           <w:p>
-            <w:pPr>
-              <w:spacing w:after="0" w:before="0"/>
-            </w:pPr>
-            <w:r/>
             <w:r>
-              <w:rPr>
-                <w:b w:val="0"/>
-              </w:rPr>
               <w:t>`NEXT_PUBLIC_SUPABASE_PUBLISHABLE_DEFAULT_KEY`</w:t>
             </w:r>
           </w:p>
         </w:tc>
         <w:tc>
           <w:tcPr>
-            <w:tcW w:type="dxa" w:w="3364"/>
+            <w:tcW w:type="dxa" w:w="3324"/>
           </w:tcPr>
           <w:p>
-            <w:pPr>
-              <w:spacing w:after="0" w:before="0"/>
-            </w:pPr>
-            <w:r/>
             <w:r>
-              <w:rPr>
-                <w:b w:val="0"/>
-              </w:rPr>
               <w:t>Supabase 퍼블리셔블 키</w:t>
             </w:r>
           </w:p>
         </w:tc>
         <w:tc>
           <w:tcPr>
-            <w:tcW w:type="dxa" w:w="3364"/>
+            <w:tcW w:type="dxa" w:w="3324"/>
           </w:tcPr>
           <w:p>
-            <w:pPr>
-              <w:spacing w:after="0" w:before="0"/>
-            </w:pPr>
-            <w:r/>
             <w:r>
-              <w:rPr>
-                <w:b w:val="0"/>
-              </w:rPr>
               <w:t>web/mobile 클라이언트</w:t>
             </w:r>
           </w:p>
@@ -2132,51 +1443,30 @@
       <w:tr>
         <w:tc>
           <w:tcPr>
-            <w:tcW w:type="dxa" w:w="3364"/>
+            <w:tcW w:type="dxa" w:w="3324"/>
           </w:tcPr>
           <w:p>
-            <w:pPr>
-              <w:spacing w:after="0" w:before="0"/>
-            </w:pPr>
-            <w:r/>
             <w:r>
-              <w:rPr>
-                <w:b w:val="0"/>
-              </w:rPr>
               <w:t>`NEXT_PUBLIC_SUPABASE_ANON_KEY`</w:t>
             </w:r>
           </w:p>
         </w:tc>
         <w:tc>
           <w:tcPr>
-            <w:tcW w:type="dxa" w:w="3364"/>
+            <w:tcW w:type="dxa" w:w="3324"/>
           </w:tcPr>
           <w:p>
-            <w:pPr>
-              <w:spacing w:after="0" w:before="0"/>
-            </w:pPr>
-            <w:r/>
             <w:r>
-              <w:rPr>
-                <w:b w:val="0"/>
-              </w:rPr>
               <w:t>Supabase anon key(호환 변수)</w:t>
             </w:r>
           </w:p>
         </w:tc>
         <w:tc>
           <w:tcPr>
-            <w:tcW w:type="dxa" w:w="3364"/>
+            <w:tcW w:type="dxa" w:w="3324"/>
           </w:tcPr>
           <w:p>
-            <w:pPr>
-              <w:spacing w:after="0" w:before="0"/>
-            </w:pPr>
-            <w:r/>
             <w:r>
-              <w:rPr>
-                <w:b w:val="0"/>
-              </w:rPr>
               <w:t>web/mobile 클라이언트</w:t>
             </w:r>
           </w:p>
@@ -2185,51 +1475,30 @@
       <w:tr>
         <w:tc>
           <w:tcPr>
-            <w:tcW w:type="dxa" w:w="3364"/>
+            <w:tcW w:type="dxa" w:w="3324"/>
           </w:tcPr>
           <w:p>
-            <w:pPr>
-              <w:spacing w:after="0" w:before="0"/>
-            </w:pPr>
-            <w:r/>
             <w:r>
-              <w:rPr>
-                <w:b w:val="0"/>
-              </w:rPr>
               <w:t>`SUPABASE_SERVICE_ROLE_KEY`</w:t>
             </w:r>
           </w:p>
         </w:tc>
         <w:tc>
           <w:tcPr>
-            <w:tcW w:type="dxa" w:w="3364"/>
+            <w:tcW w:type="dxa" w:w="3324"/>
           </w:tcPr>
           <w:p>
-            <w:pPr>
-              <w:spacing w:after="0" w:before="0"/>
-            </w:pPr>
-            <w:r/>
             <w:r>
-              <w:rPr>
-                <w:b w:val="0"/>
-              </w:rPr>
               <w:t>Supabase 서비스 롤 키(서버 전용)</w:t>
             </w:r>
           </w:p>
         </w:tc>
         <w:tc>
           <w:tcPr>
-            <w:tcW w:type="dxa" w:w="3364"/>
+            <w:tcW w:type="dxa" w:w="3324"/>
           </w:tcPr>
           <w:p>
-            <w:pPr>
-              <w:spacing w:after="0" w:before="0"/>
-            </w:pPr>
-            <w:r/>
             <w:r>
-              <w:rPr>
-                <w:b w:val="0"/>
-              </w:rPr>
               <w:t>web 서버 API</w:t>
             </w:r>
           </w:p>
@@ -2238,51 +1507,30 @@
       <w:tr>
         <w:tc>
           <w:tcPr>
-            <w:tcW w:type="dxa" w:w="3364"/>
+            <w:tcW w:type="dxa" w:w="3324"/>
           </w:tcPr>
           <w:p>
-            <w:pPr>
-              <w:spacing w:after="0" w:before="0"/>
-            </w:pPr>
-            <w:r/>
             <w:r>
-              <w:rPr>
-                <w:b w:val="0"/>
-              </w:rPr>
               <w:t>`SUPABASE_SERVICE_ROLE`</w:t>
             </w:r>
           </w:p>
         </w:tc>
         <w:tc>
           <w:tcPr>
-            <w:tcW w:type="dxa" w:w="3364"/>
+            <w:tcW w:type="dxa" w:w="3324"/>
           </w:tcPr>
           <w:p>
-            <w:pPr>
-              <w:spacing w:after="0" w:before="0"/>
-            </w:pPr>
-            <w:r/>
             <w:r>
-              <w:rPr>
-                <w:b w:val="0"/>
-              </w:rPr>
               <w:t>서비스 롤 키 별칭</w:t>
             </w:r>
           </w:p>
         </w:tc>
         <w:tc>
           <w:tcPr>
-            <w:tcW w:type="dxa" w:w="3364"/>
+            <w:tcW w:type="dxa" w:w="3324"/>
           </w:tcPr>
           <w:p>
-            <w:pPr>
-              <w:spacing w:after="0" w:before="0"/>
-            </w:pPr>
-            <w:r/>
             <w:r>
-              <w:rPr>
-                <w:b w:val="0"/>
-              </w:rPr>
               <w:t>web 서버 API</w:t>
             </w:r>
           </w:p>
@@ -2291,58 +1539,36 @@
       <w:tr>
         <w:tc>
           <w:tcPr>
-            <w:tcW w:type="dxa" w:w="3364"/>
+            <w:tcW w:type="dxa" w:w="3324"/>
           </w:tcPr>
           <w:p>
-            <w:pPr>
-              <w:spacing w:after="0" w:before="0"/>
-            </w:pPr>
-            <w:r/>
             <w:r>
-              <w:rPr>
-                <w:b w:val="0"/>
-              </w:rPr>
               <w:t>`SERVICEROLE`</w:t>
             </w:r>
           </w:p>
         </w:tc>
         <w:tc>
           <w:tcPr>
-            <w:tcW w:type="dxa" w:w="3364"/>
+            <w:tcW w:type="dxa" w:w="3324"/>
           </w:tcPr>
           <w:p>
-            <w:pPr>
-              <w:spacing w:after="0" w:before="0"/>
-            </w:pPr>
-            <w:r/>
             <w:r>
-              <w:rPr>
-                <w:b w:val="0"/>
-              </w:rPr>
               <w:t>서비스 롤 키 별칭</w:t>
             </w:r>
           </w:p>
         </w:tc>
         <w:tc>
           <w:tcPr>
-            <w:tcW w:type="dxa" w:w="3364"/>
+            <w:tcW w:type="dxa" w:w="3324"/>
           </w:tcPr>
           <w:p>
-            <w:pPr>
-              <w:spacing w:after="0" w:before="0"/>
-            </w:pPr>
-            <w:r/>
             <w:r>
-              <w:rPr>
-                <w:b w:val="0"/>
-              </w:rPr>
               <w:t>web 서버 API</w:t>
             </w:r>
           </w:p>
         </w:tc>
       </w:tr>
     </w:tbl>
-    <w:p/>
     <w:p>
       <w:pPr>
         <w:pStyle w:val="Heading3"/>
@@ -2355,65 +1581,40 @@
       <w:tblPr>
         <w:tblStyle w:val="TableGrid"/>
         <w:tblW w:type="auto" w:w="0"/>
-        <w:tblLayout w:type="autofit"/>
         <w:tblLook w:firstColumn="1" w:firstRow="1" w:lastColumn="0" w:lastRow="0" w:noHBand="0" w:noVBand="1" w:val="04A0"/>
       </w:tblPr>
       <w:tblGrid>
-        <w:gridCol w:w="3364"/>
-        <w:gridCol w:w="3364"/>
-        <w:gridCol w:w="3364"/>
+        <w:gridCol w:w="3324"/>
+        <w:gridCol w:w="3324"/>
+        <w:gridCol w:w="3324"/>
       </w:tblGrid>
       <w:tr>
         <w:tc>
           <w:tcPr>
-            <w:tcW w:type="dxa" w:w="3364"/>
-            <w:shd w:fill="EAF1F8"/>
+            <w:tcW w:type="dxa" w:w="3324"/>
           </w:tcPr>
           <w:p>
-            <w:pPr>
-              <w:spacing w:after="0" w:before="0"/>
-            </w:pPr>
-            <w:r/>
             <w:r>
-              <w:rPr>
-                <w:b/>
-              </w:rPr>
               <w:t>변수명</w:t>
             </w:r>
           </w:p>
         </w:tc>
         <w:tc>
           <w:tcPr>
-            <w:tcW w:type="dxa" w:w="3364"/>
-            <w:shd w:fill="EAF1F8"/>
+            <w:tcW w:type="dxa" w:w="3324"/>
           </w:tcPr>
           <w:p>
-            <w:pPr>
-              <w:spacing w:after="0" w:before="0"/>
-            </w:pPr>
-            <w:r/>
             <w:r>
-              <w:rPr>
-                <w:b/>
-              </w:rPr>
               <w:t>용도</w:t>
             </w:r>
           </w:p>
         </w:tc>
         <w:tc>
           <w:tcPr>
-            <w:tcW w:type="dxa" w:w="3364"/>
-            <w:shd w:fill="EAF1F8"/>
+            <w:tcW w:type="dxa" w:w="3324"/>
           </w:tcPr>
           <w:p>
-            <w:pPr>
-              <w:spacing w:after="0" w:before="0"/>
-            </w:pPr>
-            <w:r/>
             <w:r>
-              <w:rPr>
-                <w:b/>
-              </w:rPr>
               <w:t>적용 위치</w:t>
             </w:r>
           </w:p>
@@ -2422,51 +1623,30 @@
       <w:tr>
         <w:tc>
           <w:tcPr>
-            <w:tcW w:type="dxa" w:w="3364"/>
+            <w:tcW w:type="dxa" w:w="3324"/>
           </w:tcPr>
           <w:p>
-            <w:pPr>
-              <w:spacing w:after="0" w:before="0"/>
-            </w:pPr>
-            <w:r/>
             <w:r>
-              <w:rPr>
-                <w:b w:val="0"/>
-              </w:rPr>
               <w:t>`GEMINI_API_KEY`</w:t>
             </w:r>
           </w:p>
         </w:tc>
         <w:tc>
           <w:tcPr>
-            <w:tcW w:type="dxa" w:w="3364"/>
+            <w:tcW w:type="dxa" w:w="3324"/>
           </w:tcPr>
           <w:p>
-            <w:pPr>
-              <w:spacing w:after="0" w:before="0"/>
-            </w:pPr>
-            <w:r/>
             <w:r>
-              <w:rPr>
-                <w:b w:val="0"/>
-              </w:rPr>
               <w:t>Gemini API 인증 키</w:t>
             </w:r>
           </w:p>
         </w:tc>
         <w:tc>
           <w:tcPr>
-            <w:tcW w:type="dxa" w:w="3364"/>
+            <w:tcW w:type="dxa" w:w="3324"/>
           </w:tcPr>
           <w:p>
-            <w:pPr>
-              <w:spacing w:after="0" w:before="0"/>
-            </w:pPr>
-            <w:r/>
             <w:r>
-              <w:rPr>
-                <w:b w:val="0"/>
-              </w:rPr>
               <w:t>web 서버 AI 호출</w:t>
             </w:r>
           </w:p>
@@ -2475,58 +1655,36 @@
       <w:tr>
         <w:tc>
           <w:tcPr>
-            <w:tcW w:type="dxa" w:w="3364"/>
+            <w:tcW w:type="dxa" w:w="3324"/>
           </w:tcPr>
           <w:p>
-            <w:pPr>
-              <w:spacing w:after="0" w:before="0"/>
-            </w:pPr>
-            <w:r/>
             <w:r>
-              <w:rPr>
-                <w:b w:val="0"/>
-              </w:rPr>
               <w:t>`SCHIFT_API_KEY`</w:t>
             </w:r>
           </w:p>
         </w:tc>
         <w:tc>
           <w:tcPr>
-            <w:tcW w:type="dxa" w:w="3364"/>
+            <w:tcW w:type="dxa" w:w="3324"/>
           </w:tcPr>
           <w:p>
-            <w:pPr>
-              <w:spacing w:after="0" w:before="0"/>
-            </w:pPr>
-            <w:r/>
             <w:r>
-              <w:rPr>
-                <w:b w:val="0"/>
-              </w:rPr>
               <w:t>Schift 워크플로우 API 키</w:t>
             </w:r>
           </w:p>
         </w:tc>
         <w:tc>
           <w:tcPr>
-            <w:tcW w:type="dxa" w:w="3364"/>
+            <w:tcW w:type="dxa" w:w="3324"/>
           </w:tcPr>
           <w:p>
-            <w:pPr>
-              <w:spacing w:after="0" w:before="0"/>
-            </w:pPr>
-            <w:r/>
             <w:r>
-              <w:rPr>
-                <w:b w:val="0"/>
-              </w:rPr>
               <w:t>web 서버 워크플로우 호출</w:t>
             </w:r>
           </w:p>
         </w:tc>
       </w:tr>
     </w:tbl>
-    <w:p/>
     <w:p>
       <w:pPr>
         <w:pStyle w:val="Heading3"/>
@@ -2539,65 +1697,40 @@
       <w:tblPr>
         <w:tblStyle w:val="TableGrid"/>
         <w:tblW w:type="auto" w:w="0"/>
-        <w:tblLayout w:type="autofit"/>
         <w:tblLook w:firstColumn="1" w:firstRow="1" w:lastColumn="0" w:lastRow="0" w:noHBand="0" w:noVBand="1" w:val="04A0"/>
       </w:tblPr>
       <w:tblGrid>
-        <w:gridCol w:w="3364"/>
-        <w:gridCol w:w="3364"/>
-        <w:gridCol w:w="3364"/>
+        <w:gridCol w:w="3324"/>
+        <w:gridCol w:w="3324"/>
+        <w:gridCol w:w="3324"/>
       </w:tblGrid>
       <w:tr>
         <w:tc>
           <w:tcPr>
-            <w:tcW w:type="dxa" w:w="3364"/>
-            <w:shd w:fill="EAF1F8"/>
+            <w:tcW w:type="dxa" w:w="3324"/>
           </w:tcPr>
           <w:p>
-            <w:pPr>
-              <w:spacing w:after="0" w:before="0"/>
-            </w:pPr>
-            <w:r/>
             <w:r>
-              <w:rPr>
-                <w:b/>
-              </w:rPr>
               <w:t>변수명</w:t>
             </w:r>
           </w:p>
         </w:tc>
         <w:tc>
           <w:tcPr>
-            <w:tcW w:type="dxa" w:w="3364"/>
-            <w:shd w:fill="EAF1F8"/>
+            <w:tcW w:type="dxa" w:w="3324"/>
           </w:tcPr>
           <w:p>
-            <w:pPr>
-              <w:spacing w:after="0" w:before="0"/>
-            </w:pPr>
-            <w:r/>
             <w:r>
-              <w:rPr>
-                <w:b/>
-              </w:rPr>
               <w:t>용도</w:t>
             </w:r>
           </w:p>
         </w:tc>
         <w:tc>
           <w:tcPr>
-            <w:tcW w:type="dxa" w:w="3364"/>
-            <w:shd w:fill="EAF1F8"/>
+            <w:tcW w:type="dxa" w:w="3324"/>
           </w:tcPr>
           <w:p>
-            <w:pPr>
-              <w:spacing w:after="0" w:before="0"/>
-            </w:pPr>
-            <w:r/>
             <w:r>
-              <w:rPr>
-                <w:b/>
-              </w:rPr>
               <w:t>적용 위치</w:t>
             </w:r>
           </w:p>
@@ -2606,51 +1739,30 @@
       <w:tr>
         <w:tc>
           <w:tcPr>
-            <w:tcW w:type="dxa" w:w="3364"/>
+            <w:tcW w:type="dxa" w:w="3324"/>
           </w:tcPr>
           <w:p>
-            <w:pPr>
-              <w:spacing w:after="0" w:before="0"/>
-            </w:pPr>
-            <w:r/>
             <w:r>
-              <w:rPr>
-                <w:b w:val="0"/>
-              </w:rPr>
               <w:t>`TWILIO_ACCOUNT_SID`</w:t>
             </w:r>
           </w:p>
         </w:tc>
         <w:tc>
           <w:tcPr>
-            <w:tcW w:type="dxa" w:w="3364"/>
+            <w:tcW w:type="dxa" w:w="3324"/>
           </w:tcPr>
           <w:p>
-            <w:pPr>
-              <w:spacing w:after="0" w:before="0"/>
-            </w:pPr>
-            <w:r/>
             <w:r>
-              <w:rPr>
-                <w:b w:val="0"/>
-              </w:rPr>
               <w:t>Twilio 계정 식별자</w:t>
             </w:r>
           </w:p>
         </w:tc>
         <w:tc>
           <w:tcPr>
-            <w:tcW w:type="dxa" w:w="3364"/>
+            <w:tcW w:type="dxa" w:w="3324"/>
           </w:tcPr>
           <w:p>
-            <w:pPr>
-              <w:spacing w:after="0" w:before="0"/>
-            </w:pPr>
-            <w:r/>
             <w:r>
-              <w:rPr>
-                <w:b w:val="0"/>
-              </w:rPr>
               <w:t>web 서버 OTP/SMS</w:t>
             </w:r>
           </w:p>
@@ -2659,51 +1771,30 @@
       <w:tr>
         <w:tc>
           <w:tcPr>
-            <w:tcW w:type="dxa" w:w="3364"/>
+            <w:tcW w:type="dxa" w:w="3324"/>
           </w:tcPr>
           <w:p>
-            <w:pPr>
-              <w:spacing w:after="0" w:before="0"/>
-            </w:pPr>
-            <w:r/>
             <w:r>
-              <w:rPr>
-                <w:b w:val="0"/>
-              </w:rPr>
               <w:t>`TWILIO_AUTH_TOKEN`</w:t>
             </w:r>
           </w:p>
         </w:tc>
         <w:tc>
           <w:tcPr>
-            <w:tcW w:type="dxa" w:w="3364"/>
+            <w:tcW w:type="dxa" w:w="3324"/>
           </w:tcPr>
           <w:p>
-            <w:pPr>
-              <w:spacing w:after="0" w:before="0"/>
-            </w:pPr>
-            <w:r/>
             <w:r>
-              <w:rPr>
-                <w:b w:val="0"/>
-              </w:rPr>
               <w:t>Twilio 인증 토큰</w:t>
             </w:r>
           </w:p>
         </w:tc>
         <w:tc>
           <w:tcPr>
-            <w:tcW w:type="dxa" w:w="3364"/>
+            <w:tcW w:type="dxa" w:w="3324"/>
           </w:tcPr>
           <w:p>
-            <w:pPr>
-              <w:spacing w:after="0" w:before="0"/>
-            </w:pPr>
-            <w:r/>
             <w:r>
-              <w:rPr>
-                <w:b w:val="0"/>
-              </w:rPr>
               <w:t>web 서버 OTP/SMS</w:t>
             </w:r>
           </w:p>
@@ -2712,51 +1803,30 @@
       <w:tr>
         <w:tc>
           <w:tcPr>
-            <w:tcW w:type="dxa" w:w="3364"/>
+            <w:tcW w:type="dxa" w:w="3324"/>
           </w:tcPr>
           <w:p>
-            <w:pPr>
-              <w:spacing w:after="0" w:before="0"/>
-            </w:pPr>
-            <w:r/>
             <w:r>
-              <w:rPr>
-                <w:b w:val="0"/>
-              </w:rPr>
               <w:t>`TWILIO_VERIFY_SERVICE_SID`</w:t>
             </w:r>
           </w:p>
         </w:tc>
         <w:tc>
           <w:tcPr>
-            <w:tcW w:type="dxa" w:w="3364"/>
+            <w:tcW w:type="dxa" w:w="3324"/>
           </w:tcPr>
           <w:p>
-            <w:pPr>
-              <w:spacing w:after="0" w:before="0"/>
-            </w:pPr>
-            <w:r/>
             <w:r>
-              <w:rPr>
-                <w:b w:val="0"/>
-              </w:rPr>
               <w:t>Twilio Verify 서비스 식별자</w:t>
             </w:r>
           </w:p>
         </w:tc>
         <w:tc>
           <w:tcPr>
-            <w:tcW w:type="dxa" w:w="3364"/>
+            <w:tcW w:type="dxa" w:w="3324"/>
           </w:tcPr>
           <w:p>
-            <w:pPr>
-              <w:spacing w:after="0" w:before="0"/>
-            </w:pPr>
-            <w:r/>
             <w:r>
-              <w:rPr>
-                <w:b w:val="0"/>
-              </w:rPr>
               <w:t>web 서버 OTP 검증</w:t>
             </w:r>
           </w:p>
@@ -2765,58 +1835,36 @@
       <w:tr>
         <w:tc>
           <w:tcPr>
-            <w:tcW w:type="dxa" w:w="3364"/>
+            <w:tcW w:type="dxa" w:w="3324"/>
           </w:tcPr>
           <w:p>
-            <w:pPr>
-              <w:spacing w:after="0" w:before="0"/>
-            </w:pPr>
-            <w:r/>
             <w:r>
-              <w:rPr>
-                <w:b w:val="0"/>
-              </w:rPr>
               <w:t>`MOBILE_AUTH_TEST_MODE`</w:t>
             </w:r>
           </w:p>
         </w:tc>
         <w:tc>
           <w:tcPr>
-            <w:tcW w:type="dxa" w:w="3364"/>
+            <w:tcW w:type="dxa" w:w="3324"/>
           </w:tcPr>
           <w:p>
-            <w:pPr>
-              <w:spacing w:after="0" w:before="0"/>
-            </w:pPr>
-            <w:r/>
             <w:r>
-              <w:rPr>
-                <w:b w:val="0"/>
-              </w:rPr>
               <w:t>모바일 인증 테스트 모드</w:t>
             </w:r>
           </w:p>
         </w:tc>
         <w:tc>
           <w:tcPr>
-            <w:tcW w:type="dxa" w:w="3364"/>
+            <w:tcW w:type="dxa" w:w="3324"/>
           </w:tcPr>
           <w:p>
-            <w:pPr>
-              <w:spacing w:after="0" w:before="0"/>
-            </w:pPr>
-            <w:r/>
             <w:r>
-              <w:rPr>
-                <w:b w:val="0"/>
-              </w:rPr>
               <w:t>개발/스테이징 환경</w:t>
             </w:r>
           </w:p>
         </w:tc>
       </w:tr>
     </w:tbl>
-    <w:p/>
     <w:p>
       <w:pPr>
         <w:pStyle w:val="Heading3"/>
@@ -2829,65 +1877,40 @@
       <w:tblPr>
         <w:tblStyle w:val="TableGrid"/>
         <w:tblW w:type="auto" w:w="0"/>
-        <w:tblLayout w:type="autofit"/>
         <w:tblLook w:firstColumn="1" w:firstRow="1" w:lastColumn="0" w:lastRow="0" w:noHBand="0" w:noVBand="1" w:val="04A0"/>
       </w:tblPr>
       <w:tblGrid>
-        <w:gridCol w:w="3364"/>
-        <w:gridCol w:w="3364"/>
-        <w:gridCol w:w="3364"/>
+        <w:gridCol w:w="3324"/>
+        <w:gridCol w:w="3324"/>
+        <w:gridCol w:w="3324"/>
       </w:tblGrid>
       <w:tr>
         <w:tc>
           <w:tcPr>
-            <w:tcW w:type="dxa" w:w="3364"/>
-            <w:shd w:fill="EAF1F8"/>
+            <w:tcW w:type="dxa" w:w="3324"/>
           </w:tcPr>
           <w:p>
-            <w:pPr>
-              <w:spacing w:after="0" w:before="0"/>
-            </w:pPr>
-            <w:r/>
             <w:r>
-              <w:rPr>
-                <w:b/>
-              </w:rPr>
               <w:t>변수명</w:t>
             </w:r>
           </w:p>
         </w:tc>
         <w:tc>
           <w:tcPr>
-            <w:tcW w:type="dxa" w:w="3364"/>
-            <w:shd w:fill="EAF1F8"/>
+            <w:tcW w:type="dxa" w:w="3324"/>
           </w:tcPr>
           <w:p>
-            <w:pPr>
-              <w:spacing w:after="0" w:before="0"/>
-            </w:pPr>
-            <w:r/>
             <w:r>
-              <w:rPr>
-                <w:b/>
-              </w:rPr>
               <w:t>용도</w:t>
             </w:r>
           </w:p>
         </w:tc>
         <w:tc>
           <w:tcPr>
-            <w:tcW w:type="dxa" w:w="3364"/>
-            <w:shd w:fill="EAF1F8"/>
+            <w:tcW w:type="dxa" w:w="3324"/>
           </w:tcPr>
           <w:p>
-            <w:pPr>
-              <w:spacing w:after="0" w:before="0"/>
-            </w:pPr>
-            <w:r/>
             <w:r>
-              <w:rPr>
-                <w:b/>
-              </w:rPr>
               <w:t>적용 위치</w:t>
             </w:r>
           </w:p>
@@ -2896,51 +1919,30 @@
       <w:tr>
         <w:tc>
           <w:tcPr>
-            <w:tcW w:type="dxa" w:w="3364"/>
+            <w:tcW w:type="dxa" w:w="3324"/>
           </w:tcPr>
           <w:p>
-            <w:pPr>
-              <w:spacing w:after="0" w:before="0"/>
-            </w:pPr>
-            <w:r/>
             <w:r>
-              <w:rPr>
-                <w:b w:val="0"/>
-              </w:rPr>
               <w:t>`ADMIN_SESSION_SECRET`</w:t>
             </w:r>
           </w:p>
         </w:tc>
         <w:tc>
           <w:tcPr>
-            <w:tcW w:type="dxa" w:w="3364"/>
+            <w:tcW w:type="dxa" w:w="3324"/>
           </w:tcPr>
           <w:p>
-            <w:pPr>
-              <w:spacing w:after="0" w:before="0"/>
-            </w:pPr>
-            <w:r/>
             <w:r>
-              <w:rPr>
-                <w:b w:val="0"/>
-              </w:rPr>
               <w:t>관리자 세션 서명 비밀값</w:t>
             </w:r>
           </w:p>
         </w:tc>
         <w:tc>
           <w:tcPr>
-            <w:tcW w:type="dxa" w:w="3364"/>
+            <w:tcW w:type="dxa" w:w="3324"/>
           </w:tcPr>
           <w:p>
-            <w:pPr>
-              <w:spacing w:after="0" w:before="0"/>
-            </w:pPr>
-            <w:r/>
             <w:r>
-              <w:rPr>
-                <w:b w:val="0"/>
-              </w:rPr>
               <w:t>`apps/web/src/lib/admin/auth.ts`</w:t>
             </w:r>
           </w:p>
@@ -2949,58 +1951,36 @@
       <w:tr>
         <w:tc>
           <w:tcPr>
-            <w:tcW w:type="dxa" w:w="3364"/>
+            <w:tcW w:type="dxa" w:w="3324"/>
           </w:tcPr>
           <w:p>
-            <w:pPr>
-              <w:spacing w:after="0" w:before="0"/>
-            </w:pPr>
-            <w:r/>
             <w:r>
-              <w:rPr>
-                <w:b w:val="0"/>
-              </w:rPr>
               <w:t>`CRON_SECRET`</w:t>
             </w:r>
           </w:p>
         </w:tc>
         <w:tc>
           <w:tcPr>
-            <w:tcW w:type="dxa" w:w="3364"/>
+            <w:tcW w:type="dxa" w:w="3324"/>
           </w:tcPr>
           <w:p>
-            <w:pPr>
-              <w:spacing w:after="0" w:before="0"/>
-            </w:pPr>
-            <w:r/>
             <w:r>
-              <w:rPr>
-                <w:b w:val="0"/>
-              </w:rPr>
               <w:t>Cron API 인증 비밀값</w:t>
             </w:r>
           </w:p>
         </w:tc>
         <w:tc>
           <w:tcPr>
-            <w:tcW w:type="dxa" w:w="3364"/>
+            <w:tcW w:type="dxa" w:w="3324"/>
           </w:tcPr>
           <w:p>
-            <w:pPr>
-              <w:spacing w:after="0" w:before="0"/>
-            </w:pPr>
-            <w:r/>
             <w:r>
-              <w:rPr>
-                <w:b w:val="0"/>
-              </w:rPr>
               <w:t>web Cron endpoint</w:t>
             </w:r>
           </w:p>
         </w:tc>
       </w:tr>
     </w:tbl>
-    <w:p/>
     <w:p>
       <w:pPr>
         <w:pStyle w:val="Heading3"/>
@@ -3014,7 +1994,76 @@
         <w:pStyle w:val="ListBullet"/>
       </w:pPr>
       <w:r>
-        <w:t>`ADMIN_SESSION_SECRET`, `ADMIN_LOGIN_PASSWORD`, `PHONE_DATA_SECRET`, `SUPABASE_SERVICE_ROLE_KEY`, `TWILIO_AUTH_TOKEN`, `GEMINI_API_KEY`, `SCHIFT_API_KEY`, `CRON_SECRET`는 **서버 전용 비밀값**으로 관리합니다.</w:t>
+        <w:rPr>
+          <w:rFonts w:ascii="Menlo" w:hAnsi="Menlo"/>
+        </w:rPr>
+        <w:t>ADMIN_SESSION_SECRET</w:t>
+      </w:r>
+      <w:r>
+        <w:t xml:space="preserve">, </w:t>
+      </w:r>
+      <w:r>
+        <w:rPr>
+          <w:rFonts w:ascii="Menlo" w:hAnsi="Menlo"/>
+        </w:rPr>
+        <w:t>ADMIN_LOGIN_PASSWORD</w:t>
+      </w:r>
+      <w:r>
+        <w:t xml:space="preserve">, </w:t>
+      </w:r>
+      <w:r>
+        <w:rPr>
+          <w:rFonts w:ascii="Menlo" w:hAnsi="Menlo"/>
+        </w:rPr>
+        <w:t>PHONE_DATA_SECRET</w:t>
+      </w:r>
+      <w:r>
+        <w:t xml:space="preserve">, </w:t>
+      </w:r>
+      <w:r>
+        <w:rPr>
+          <w:rFonts w:ascii="Menlo" w:hAnsi="Menlo"/>
+        </w:rPr>
+        <w:t>SUPABASE_SERVICE_ROLE_KEY</w:t>
+      </w:r>
+      <w:r>
+        <w:t xml:space="preserve">, </w:t>
+      </w:r>
+      <w:r>
+        <w:rPr>
+          <w:rFonts w:ascii="Menlo" w:hAnsi="Menlo"/>
+        </w:rPr>
+        <w:t>TWILIO_AUTH_TOKEN</w:t>
+      </w:r>
+      <w:r>
+        <w:t xml:space="preserve">, </w:t>
+      </w:r>
+      <w:r>
+        <w:rPr>
+          <w:rFonts w:ascii="Menlo" w:hAnsi="Menlo"/>
+        </w:rPr>
+        <w:t>GEMINI_API_KEY</w:t>
+      </w:r>
+      <w:r>
+        <w:t xml:space="preserve">, </w:t>
+      </w:r>
+      <w:r>
+        <w:rPr>
+          <w:rFonts w:ascii="Menlo" w:hAnsi="Menlo"/>
+        </w:rPr>
+        <w:t>SCHIFT_API_KEY</w:t>
+      </w:r>
+      <w:r>
+        <w:t xml:space="preserve">, </w:t>
+      </w:r>
+      <w:r>
+        <w:rPr>
+          <w:rFonts w:ascii="Menlo" w:hAnsi="Menlo"/>
+        </w:rPr>
+        <w:t>CRON_SECRET</w:t>
+      </w:r>
+      <w:r>
+        <w:t>는 **서버 전용 비밀값**으로 관리합니다.</w:t>
       </w:r>
     </w:p>
     <w:p>
@@ -3022,7 +2071,22 @@
         <w:pStyle w:val="ListBullet"/>
       </w:pPr>
       <w:r>
-        <w:t>`EXPO_PUBLIC_*`, `NEXT_PUBLIC_*` 접두 변수는 클라이언트 노출 범위를 고려해 값 설계가 필요합니다.</w:t>
+        <w:rPr>
+          <w:rFonts w:ascii="Menlo" w:hAnsi="Menlo"/>
+        </w:rPr>
+        <w:t>EXPO_PUBLIC_*</w:t>
+      </w:r>
+      <w:r>
+        <w:t xml:space="preserve">, </w:t>
+      </w:r>
+      <w:r>
+        <w:rPr>
+          <w:rFonts w:ascii="Menlo" w:hAnsi="Menlo"/>
+        </w:rPr>
+        <w:t>NEXT_PUBLIC_*</w:t>
+      </w:r>
+      <w:r>
+        <w:t xml:space="preserve"> 접두 변수는 클라이언트 노출 범위를 고려해 값 설계가 필요합니다.</w:t>
       </w:r>
     </w:p>
     <w:p>
@@ -3031,6 +2095,54 @@
       </w:pPr>
       <w:r>
         <w:t>운영/스테이징/개발 환경을 분리해 같은 변수명에 환경별 값을 각각 관리합니다.</w:t>
+      </w:r>
+    </w:p>
+    <w:p>
+      <w:pPr>
+        <w:pStyle w:val="Heading3"/>
+      </w:pPr>
+      <w:r>
+        <w:t>3-8. 운영 이관 시 변수 확인 순서</w:t>
+      </w:r>
+    </w:p>
+    <w:p>
+      <w:pPr>
+        <w:pStyle w:val="ListNumber"/>
+      </w:pPr>
+      <w:r>
+        <w:t>`NEXT_PUBLIC_APP_URL`, `EXPO_PUBLIC_API_BASE_URL`, `EXPO_PUBLIC_WEB_URL`이 실제 배포 URL과 일치하는지 확인합니다.</w:t>
+      </w:r>
+    </w:p>
+    <w:p>
+      <w:pPr>
+        <w:pStyle w:val="ListNumber"/>
+      </w:pPr>
+      <w:r>
+        <w:t>`ADMIN_SESSION_SECRET`, `ADMIN_LOGIN_PASSWORD`, `CRON_SECRET`가 운영 환경에 누락 없이 등록되었는지 확인합니다.</w:t>
+      </w:r>
+    </w:p>
+    <w:p>
+      <w:pPr>
+        <w:pStyle w:val="ListNumber"/>
+      </w:pPr>
+      <w:r>
+        <w:t>Supabase 관련 값(`NEXT_PUBLIC_SUPABASE_URL`, `SUPABASE_SERVICE_ROLE_KEY`)이 동일 프로젝트를 바라보는지 확인합니다.</w:t>
+      </w:r>
+    </w:p>
+    <w:p>
+      <w:pPr>
+        <w:pStyle w:val="ListNumber"/>
+      </w:pPr>
+      <w:r>
+        <w:t>Twilio, Gemini, Schift, Firebase 등 외부 서비스 키가 운영 계정 기준인지 확인합니다.</w:t>
+      </w:r>
+    </w:p>
+    <w:p>
+      <w:pPr>
+        <w:pStyle w:val="ListNumber"/>
+      </w:pPr>
+      <w:r>
+        <w:t>개발 전용 변수(`NEXT_PUBLIC_DEV_USER_ID`, `EXPO_PUBLIC_DEV_USER_ID`, `LOCAL_*`)가 운영 환경에 섞이지 않았는지 점검합니다.</w:t>
       </w:r>
     </w:p>
     <w:p>
@@ -3053,65 +2165,40 @@
       <w:tblPr>
         <w:tblStyle w:val="TableGrid"/>
         <w:tblW w:type="auto" w:w="0"/>
-        <w:tblLayout w:type="autofit"/>
         <w:tblLook w:firstColumn="1" w:firstRow="1" w:lastColumn="0" w:lastRow="0" w:noHBand="0" w:noVBand="1" w:val="04A0"/>
       </w:tblPr>
       <w:tblGrid>
-        <w:gridCol w:w="3364"/>
-        <w:gridCol w:w="3364"/>
-        <w:gridCol w:w="3364"/>
+        <w:gridCol w:w="3324"/>
+        <w:gridCol w:w="3324"/>
+        <w:gridCol w:w="3324"/>
       </w:tblGrid>
       <w:tr>
         <w:tc>
           <w:tcPr>
-            <w:tcW w:type="dxa" w:w="3364"/>
-            <w:shd w:fill="EAF1F8"/>
+            <w:tcW w:type="dxa" w:w="3324"/>
           </w:tcPr>
           <w:p>
-            <w:pPr>
-              <w:spacing w:after="0" w:before="0"/>
-            </w:pPr>
-            <w:r/>
             <w:r>
-              <w:rPr>
-                <w:b/>
-              </w:rPr>
               <w:t>서비스</w:t>
             </w:r>
           </w:p>
         </w:tc>
         <w:tc>
           <w:tcPr>
-            <w:tcW w:type="dxa" w:w="3364"/>
-            <w:shd w:fill="EAF1F8"/>
+            <w:tcW w:type="dxa" w:w="3324"/>
           </w:tcPr>
           <w:p>
-            <w:pPr>
-              <w:spacing w:after="0" w:before="0"/>
-            </w:pPr>
-            <w:r/>
             <w:r>
-              <w:rPr>
-                <w:b/>
-              </w:rPr>
               <w:t>사용 목적</w:t>
             </w:r>
           </w:p>
         </w:tc>
         <w:tc>
           <w:tcPr>
-            <w:tcW w:type="dxa" w:w="3364"/>
-            <w:shd w:fill="EAF1F8"/>
+            <w:tcW w:type="dxa" w:w="3324"/>
           </w:tcPr>
           <w:p>
-            <w:pPr>
-              <w:spacing w:after="0" w:before="0"/>
-            </w:pPr>
-            <w:r/>
             <w:r>
-              <w:rPr>
-                <w:b/>
-              </w:rPr>
               <w:t>운영자가 확인할 항목</w:t>
             </w:r>
           </w:p>
@@ -3120,51 +2207,30 @@
       <w:tr>
         <w:tc>
           <w:tcPr>
-            <w:tcW w:type="dxa" w:w="3364"/>
+            <w:tcW w:type="dxa" w:w="3324"/>
           </w:tcPr>
           <w:p>
-            <w:pPr>
-              <w:spacing w:after="0" w:before="0"/>
-            </w:pPr>
-            <w:r/>
             <w:r>
-              <w:rPr>
-                <w:b w:val="0"/>
-              </w:rPr>
               <w:t>Vercel</w:t>
             </w:r>
           </w:p>
         </w:tc>
         <w:tc>
           <w:tcPr>
-            <w:tcW w:type="dxa" w:w="3364"/>
+            <w:tcW w:type="dxa" w:w="3324"/>
           </w:tcPr>
           <w:p>
-            <w:pPr>
-              <w:spacing w:after="0" w:before="0"/>
-            </w:pPr>
-            <w:r/>
             <w:r>
-              <w:rPr>
-                <w:b w:val="0"/>
-              </w:rPr>
               <w:t>web 배포/운영, Cron 실행</w:t>
             </w:r>
           </w:p>
         </w:tc>
         <w:tc>
           <w:tcPr>
-            <w:tcW w:type="dxa" w:w="3364"/>
+            <w:tcW w:type="dxa" w:w="3324"/>
           </w:tcPr>
           <w:p>
-            <w:pPr>
-              <w:spacing w:after="0" w:before="0"/>
-            </w:pPr>
-            <w:r/>
             <w:r>
-              <w:rPr>
-                <w:b w:val="0"/>
-              </w:rPr>
               <w:t>프로젝트 권한, 환경변수, Cron 라우트 동작</w:t>
             </w:r>
           </w:p>
@@ -3173,51 +2239,30 @@
       <w:tr>
         <w:tc>
           <w:tcPr>
-            <w:tcW w:type="dxa" w:w="3364"/>
+            <w:tcW w:type="dxa" w:w="3324"/>
           </w:tcPr>
           <w:p>
-            <w:pPr>
-              <w:spacing w:after="0" w:before="0"/>
-            </w:pPr>
-            <w:r/>
             <w:r>
-              <w:rPr>
-                <w:b w:val="0"/>
-              </w:rPr>
               <w:t>Supabase</w:t>
             </w:r>
           </w:p>
         </w:tc>
         <w:tc>
           <w:tcPr>
-            <w:tcW w:type="dxa" w:w="3364"/>
+            <w:tcW w:type="dxa" w:w="3324"/>
           </w:tcPr>
           <w:p>
-            <w:pPr>
-              <w:spacing w:after="0" w:before="0"/>
-            </w:pPr>
-            <w:r/>
             <w:r>
-              <w:rPr>
-                <w:b w:val="0"/>
-              </w:rPr>
               <w:t>DB/Storage</w:t>
             </w:r>
           </w:p>
         </w:tc>
         <w:tc>
           <w:tcPr>
-            <w:tcW w:type="dxa" w:w="3364"/>
+            <w:tcW w:type="dxa" w:w="3324"/>
           </w:tcPr>
           <w:p>
-            <w:pPr>
-              <w:spacing w:after="0" w:before="0"/>
-            </w:pPr>
-            <w:r/>
             <w:r>
-              <w:rPr>
-                <w:b w:val="0"/>
-              </w:rPr>
               <w:t>프로젝트 접근 권한, 키 발급 상태, 마이그레이션 반영</w:t>
             </w:r>
           </w:p>
@@ -3226,51 +2271,30 @@
       <w:tr>
         <w:tc>
           <w:tcPr>
-            <w:tcW w:type="dxa" w:w="3364"/>
+            <w:tcW w:type="dxa" w:w="3324"/>
           </w:tcPr>
           <w:p>
-            <w:pPr>
-              <w:spacing w:after="0" w:before="0"/>
-            </w:pPr>
-            <w:r/>
             <w:r>
-              <w:rPr>
-                <w:b w:val="0"/>
-              </w:rPr>
               <w:t>Expo(EAS)</w:t>
             </w:r>
           </w:p>
         </w:tc>
         <w:tc>
           <w:tcPr>
-            <w:tcW w:type="dxa" w:w="3364"/>
+            <w:tcW w:type="dxa" w:w="3324"/>
           </w:tcPr>
           <w:p>
-            <w:pPr>
-              <w:spacing w:after="0" w:before="0"/>
-            </w:pPr>
-            <w:r/>
             <w:r>
-              <w:rPr>
-                <w:b w:val="0"/>
-              </w:rPr>
               <w:t>모바일 빌드/배포</w:t>
             </w:r>
           </w:p>
         </w:tc>
         <w:tc>
           <w:tcPr>
-            <w:tcW w:type="dxa" w:w="3364"/>
+            <w:tcW w:type="dxa" w:w="3324"/>
           </w:tcPr>
           <w:p>
-            <w:pPr>
-              <w:spacing w:after="0" w:before="0"/>
-            </w:pPr>
-            <w:r/>
             <w:r>
-              <w:rPr>
-                <w:b w:val="0"/>
-              </w:rPr>
               <w:t>EAS 프로젝트 연결, 빌드 권한, 배포 이력</w:t>
             </w:r>
           </w:p>
@@ -3279,51 +2303,30 @@
       <w:tr>
         <w:tc>
           <w:tcPr>
-            <w:tcW w:type="dxa" w:w="3364"/>
+            <w:tcW w:type="dxa" w:w="3324"/>
           </w:tcPr>
           <w:p>
-            <w:pPr>
-              <w:spacing w:after="0" w:before="0"/>
-            </w:pPr>
-            <w:r/>
             <w:r>
-              <w:rPr>
-                <w:b w:val="0"/>
-              </w:rPr>
               <w:t>Apple Developer / App Store Connect</w:t>
             </w:r>
           </w:p>
         </w:tc>
         <w:tc>
           <w:tcPr>
-            <w:tcW w:type="dxa" w:w="3364"/>
+            <w:tcW w:type="dxa" w:w="3324"/>
           </w:tcPr>
           <w:p>
-            <w:pPr>
-              <w:spacing w:after="0" w:before="0"/>
-            </w:pPr>
-            <w:r/>
             <w:r>
-              <w:rPr>
-                <w:b w:val="0"/>
-              </w:rPr>
               <w:t>iOS 배포</w:t>
             </w:r>
           </w:p>
         </w:tc>
         <w:tc>
           <w:tcPr>
-            <w:tcW w:type="dxa" w:w="3364"/>
+            <w:tcW w:type="dxa" w:w="3324"/>
           </w:tcPr>
           <w:p>
-            <w:pPr>
-              <w:spacing w:after="0" w:before="0"/>
-            </w:pPr>
-            <w:r/>
             <w:r>
-              <w:rPr>
-                <w:b w:val="0"/>
-              </w:rPr>
               <w:t>인증서/프로비저닝 상태, TestFlight 권한</w:t>
             </w:r>
           </w:p>
@@ -3332,51 +2335,30 @@
       <w:tr>
         <w:tc>
           <w:tcPr>
-            <w:tcW w:type="dxa" w:w="3364"/>
+            <w:tcW w:type="dxa" w:w="3324"/>
           </w:tcPr>
           <w:p>
-            <w:pPr>
-              <w:spacing w:after="0" w:before="0"/>
-            </w:pPr>
-            <w:r/>
             <w:r>
-              <w:rPr>
-                <w:b w:val="0"/>
-              </w:rPr>
               <w:t>Google Play Console</w:t>
             </w:r>
           </w:p>
         </w:tc>
         <w:tc>
           <w:tcPr>
-            <w:tcW w:type="dxa" w:w="3364"/>
+            <w:tcW w:type="dxa" w:w="3324"/>
           </w:tcPr>
           <w:p>
-            <w:pPr>
-              <w:spacing w:after="0" w:before="0"/>
-            </w:pPr>
-            <w:r/>
             <w:r>
-              <w:rPr>
-                <w:b w:val="0"/>
-              </w:rPr>
               <w:t>Android 배포</w:t>
             </w:r>
           </w:p>
         </w:tc>
         <w:tc>
           <w:tcPr>
-            <w:tcW w:type="dxa" w:w="3364"/>
+            <w:tcW w:type="dxa" w:w="3324"/>
           </w:tcPr>
           <w:p>
-            <w:pPr>
-              <w:spacing w:after="0" w:before="0"/>
-            </w:pPr>
-            <w:r/>
             <w:r>
-              <w:rPr>
-                <w:b w:val="0"/>
-              </w:rPr>
               <w:t>앱 권한, 트랙(내부/프로덕션) 접근 권한</w:t>
             </w:r>
           </w:p>
@@ -3385,51 +2367,30 @@
       <w:tr>
         <w:tc>
           <w:tcPr>
-            <w:tcW w:type="dxa" w:w="3364"/>
+            <w:tcW w:type="dxa" w:w="3324"/>
           </w:tcPr>
           <w:p>
-            <w:pPr>
-              <w:spacing w:after="0" w:before="0"/>
-            </w:pPr>
-            <w:r/>
             <w:r>
-              <w:rPr>
-                <w:b w:val="0"/>
-              </w:rPr>
               <w:t>Firebase</w:t>
             </w:r>
           </w:p>
         </w:tc>
         <w:tc>
           <w:tcPr>
-            <w:tcW w:type="dxa" w:w="3364"/>
+            <w:tcW w:type="dxa" w:w="3324"/>
           </w:tcPr>
           <w:p>
-            <w:pPr>
-              <w:spacing w:after="0" w:before="0"/>
-            </w:pPr>
-            <w:r/>
             <w:r>
-              <w:rPr>
-                <w:b w:val="0"/>
-              </w:rPr>
               <w:t>모바일 푸시(FCM/APNs 연동)</w:t>
             </w:r>
           </w:p>
         </w:tc>
         <w:tc>
           <w:tcPr>
-            <w:tcW w:type="dxa" w:w="3364"/>
+            <w:tcW w:type="dxa" w:w="3324"/>
           </w:tcPr>
           <w:p>
-            <w:pPr>
-              <w:spacing w:after="0" w:before="0"/>
-            </w:pPr>
-            <w:r/>
             <w:r>
-              <w:rPr>
-                <w:b w:val="0"/>
-              </w:rPr>
               <w:t>프로젝트 연결, 서비스 계정/키 등록</w:t>
             </w:r>
           </w:p>
@@ -3438,51 +2399,30 @@
       <w:tr>
         <w:tc>
           <w:tcPr>
-            <w:tcW w:type="dxa" w:w="3364"/>
+            <w:tcW w:type="dxa" w:w="3324"/>
           </w:tcPr>
           <w:p>
-            <w:pPr>
-              <w:spacing w:after="0" w:before="0"/>
-            </w:pPr>
-            <w:r/>
             <w:r>
-              <w:rPr>
-                <w:b w:val="0"/>
-              </w:rPr>
               <w:t>Twilio</w:t>
             </w:r>
           </w:p>
         </w:tc>
         <w:tc>
           <w:tcPr>
-            <w:tcW w:type="dxa" w:w="3364"/>
+            <w:tcW w:type="dxa" w:w="3324"/>
           </w:tcPr>
           <w:p>
-            <w:pPr>
-              <w:spacing w:after="0" w:before="0"/>
-            </w:pPr>
-            <w:r/>
             <w:r>
-              <w:rPr>
-                <w:b w:val="0"/>
-              </w:rPr>
               <w:t>OTP/SMS 인증</w:t>
             </w:r>
           </w:p>
         </w:tc>
         <w:tc>
           <w:tcPr>
-            <w:tcW w:type="dxa" w:w="3364"/>
+            <w:tcW w:type="dxa" w:w="3324"/>
           </w:tcPr>
           <w:p>
-            <w:pPr>
-              <w:spacing w:after="0" w:before="0"/>
-            </w:pPr>
-            <w:r/>
             <w:r>
-              <w:rPr>
-                <w:b w:val="0"/>
-              </w:rPr>
               <w:t>Verify 서비스 활성화, 발신 정책/요금제</w:t>
             </w:r>
           </w:p>
@@ -3491,51 +2431,30 @@
       <w:tr>
         <w:tc>
           <w:tcPr>
-            <w:tcW w:type="dxa" w:w="3364"/>
+            <w:tcW w:type="dxa" w:w="3324"/>
           </w:tcPr>
           <w:p>
-            <w:pPr>
-              <w:spacing w:after="0" w:before="0"/>
-            </w:pPr>
-            <w:r/>
             <w:r>
-              <w:rPr>
-                <w:b w:val="0"/>
-              </w:rPr>
               <w:t>Google Gemini</w:t>
             </w:r>
           </w:p>
         </w:tc>
         <w:tc>
           <w:tcPr>
-            <w:tcW w:type="dxa" w:w="3364"/>
+            <w:tcW w:type="dxa" w:w="3324"/>
           </w:tcPr>
           <w:p>
-            <w:pPr>
-              <w:spacing w:after="0" w:before="0"/>
-            </w:pPr>
-            <w:r/>
             <w:r>
-              <w:rPr>
-                <w:b w:val="0"/>
-              </w:rPr>
               <w:t>AI 응답 생성</w:t>
             </w:r>
           </w:p>
         </w:tc>
         <w:tc>
           <w:tcPr>
-            <w:tcW w:type="dxa" w:w="3364"/>
+            <w:tcW w:type="dxa" w:w="3324"/>
           </w:tcPr>
           <w:p>
-            <w:pPr>
-              <w:spacing w:after="0" w:before="0"/>
-            </w:pPr>
-            <w:r/>
             <w:r>
-              <w:rPr>
-                <w:b w:val="0"/>
-              </w:rPr>
               <w:t>API 키 유효성, 사용량 한도</w:t>
             </w:r>
           </w:p>
@@ -3544,58 +2463,36 @@
       <w:tr>
         <w:tc>
           <w:tcPr>
-            <w:tcW w:type="dxa" w:w="3364"/>
+            <w:tcW w:type="dxa" w:w="3324"/>
           </w:tcPr>
           <w:p>
-            <w:pPr>
-              <w:spacing w:after="0" w:before="0"/>
-            </w:pPr>
-            <w:r/>
             <w:r>
-              <w:rPr>
-                <w:b w:val="0"/>
-              </w:rPr>
               <w:t>Schift</w:t>
             </w:r>
           </w:p>
         </w:tc>
         <w:tc>
           <w:tcPr>
-            <w:tcW w:type="dxa" w:w="3364"/>
+            <w:tcW w:type="dxa" w:w="3324"/>
           </w:tcPr>
           <w:p>
-            <w:pPr>
-              <w:spacing w:after="0" w:before="0"/>
-            </w:pPr>
-            <w:r/>
             <w:r>
-              <w:rPr>
-                <w:b w:val="0"/>
-              </w:rPr>
               <w:t>워크플로우 AI 엔진</w:t>
             </w:r>
           </w:p>
         </w:tc>
         <w:tc>
           <w:tcPr>
-            <w:tcW w:type="dxa" w:w="3364"/>
+            <w:tcW w:type="dxa" w:w="3324"/>
           </w:tcPr>
           <w:p>
-            <w:pPr>
-              <w:spacing w:after="0" w:before="0"/>
-            </w:pPr>
-            <w:r/>
             <w:r>
-              <w:rPr>
-                <w:b w:val="0"/>
-              </w:rPr>
               <w:t>API 키 권한, 워크플로우 접근 권한</w:t>
             </w:r>
           </w:p>
         </w:tc>
       </w:tr>
     </w:tbl>
-    <w:p/>
     <w:p>
       <w:pPr>
         <w:pStyle w:val="Heading3"/>
@@ -3609,7 +2506,13 @@
         <w:pStyle w:val="ListBullet"/>
       </w:pPr>
       <w:r>
-        <w:t>iOS Bundle Identifier: `com.gynecology.chatbot`</w:t>
+        <w:t xml:space="preserve">iOS Bundle Identifier: </w:t>
+      </w:r>
+      <w:r>
+        <w:rPr>
+          <w:rFonts w:ascii="Menlo" w:hAnsi="Menlo"/>
+        </w:rPr>
+        <w:t>com.gynecology.chatbot</w:t>
       </w:r>
     </w:p>
     <w:p>
@@ -3617,7 +2520,13 @@
         <w:pStyle w:val="ListBullet"/>
       </w:pPr>
       <w:r>
-        <w:t>Android Package: `com.gynecology.chatbot`</w:t>
+        <w:t xml:space="preserve">Android Package: </w:t>
+      </w:r>
+      <w:r>
+        <w:rPr>
+          <w:rFonts w:ascii="Menlo" w:hAnsi="Menlo"/>
+        </w:rPr>
+        <w:t>com.gynecology.chatbot</w:t>
       </w:r>
     </w:p>
     <w:p>
@@ -3625,7 +2534,13 @@
         <w:pStyle w:val="ListBullet"/>
       </w:pPr>
       <w:r>
-        <w:t>Expo slug: `gynecology-chatbot`</w:t>
+        <w:t xml:space="preserve">Expo slug: </w:t>
+      </w:r>
+      <w:r>
+        <w:rPr>
+          <w:rFonts w:ascii="Menlo" w:hAnsi="Menlo"/>
+        </w:rPr>
+        <w:t>gynecology-chatbot</w:t>
       </w:r>
     </w:p>
     <w:p>
@@ -3633,7 +2548,31 @@
         <w:pStyle w:val="ListBullet"/>
       </w:pPr>
       <w:r>
-        <w:t>EAS build profile: `development` / `preview` / `production`</w:t>
+        <w:t xml:space="preserve">EAS build profile: </w:t>
+      </w:r>
+      <w:r>
+        <w:rPr>
+          <w:rFonts w:ascii="Menlo" w:hAnsi="Menlo"/>
+        </w:rPr>
+        <w:t>development</w:t>
+      </w:r>
+      <w:r>
+        <w:t xml:space="preserve"> / </w:t>
+      </w:r>
+      <w:r>
+        <w:rPr>
+          <w:rFonts w:ascii="Menlo" w:hAnsi="Menlo"/>
+        </w:rPr>
+        <w:t>preview</w:t>
+      </w:r>
+      <w:r>
+        <w:t xml:space="preserve"> / </w:t>
+      </w:r>
+      <w:r>
+        <w:rPr>
+          <w:rFonts w:ascii="Menlo" w:hAnsi="Menlo"/>
+        </w:rPr>
+        <w:t>production</w:t>
       </w:r>
     </w:p>
     <w:p>
@@ -3641,7 +2580,22 @@
         <w:pStyle w:val="ListBullet"/>
       </w:pPr>
       <w:r>
-        <w:t>`production`은 `autoIncrement: true`로 빌드 번호 자동 증가</w:t>
+        <w:rPr>
+          <w:rFonts w:ascii="Menlo" w:hAnsi="Menlo"/>
+        </w:rPr>
+        <w:t>production</w:t>
+      </w:r>
+      <w:r>
+        <w:t xml:space="preserve">은 </w:t>
+      </w:r>
+      <w:r>
+        <w:rPr>
+          <w:rFonts w:ascii="Menlo" w:hAnsi="Menlo"/>
+        </w:rPr>
+        <w:t>autoIncrement: true</w:t>
+      </w:r>
+      <w:r>
+        <w:t>로 빌드 번호 자동 증가</w:t>
       </w:r>
     </w:p>
     <w:p>
@@ -3661,27 +2615,18 @@
       </w:r>
     </w:p>
     <w:p>
-      <w:pPr>
-        <w:pStyle w:val="ListBullet"/>
-      </w:pPr>
       <w:r>
-        <w:t>운영 Supabase 프로젝트 접근 권한 확인</w:t>
+        <w:t xml:space="preserve">   - 운영 Supabase 프로젝트 접근 권한 확인</w:t>
       </w:r>
     </w:p>
     <w:p>
-      <w:pPr>
-        <w:pStyle w:val="ListBullet"/>
-      </w:pPr>
       <w:r>
-        <w:t>마이그레이션/스키마 최신 상태 반영</w:t>
+        <w:t xml:space="preserve">   - 마이그레이션/스키마 최신 상태 반영</w:t>
       </w:r>
     </w:p>
     <w:p>
-      <w:pPr>
-        <w:pStyle w:val="ListBullet"/>
-      </w:pPr>
       <w:r>
-        <w:t>서비스 롤 키/퍼블리셔블 키 발급 상태 확인</w:t>
+        <w:t xml:space="preserve">   - 서비스 롤 키/퍼블리셔블 키 발급 상태 확인</w:t>
       </w:r>
     </w:p>
     <w:p>
@@ -3693,27 +2638,27 @@
       </w:r>
     </w:p>
     <w:p>
-      <w:pPr>
-        <w:pStyle w:val="ListBullet"/>
-      </w:pPr>
       <w:r>
-        <w:t>`.env.example` 기준으로 운영 환경변수 등록</w:t>
+        <w:t xml:space="preserve">   - </w:t>
+      </w:r>
+      <w:r>
+        <w:rPr>
+          <w:rFonts w:ascii="Menlo" w:hAnsi="Menlo"/>
+        </w:rPr>
+        <w:t>.env.example</w:t>
+      </w:r>
+      <w:r>
+        <w:t xml:space="preserve"> 기준으로 운영 환경변수 등록</w:t>
       </w:r>
     </w:p>
     <w:p>
-      <w:pPr>
-        <w:pStyle w:val="ListBullet"/>
-      </w:pPr>
       <w:r>
-        <w:t>관리자 인증/모바일 세션/Cron 관련 변수 우선 검증</w:t>
+        <w:t xml:space="preserve">   - 관리자 인증/모바일 세션/Cron 관련 변수 우선 검증</w:t>
       </w:r>
     </w:p>
     <w:p>
-      <w:pPr>
-        <w:pStyle w:val="ListBullet"/>
-      </w:pPr>
       <w:r>
-        <w:t>배포 후 관리자 로그인, 모바일 API 인증 동작 점검</w:t>
+        <w:t xml:space="preserve">   - 배포 후 관리자 로그인, 모바일 API 인증 동작 점검</w:t>
       </w:r>
     </w:p>
     <w:p>
@@ -3725,27 +2670,36 @@
       </w:r>
     </w:p>
     <w:p>
-      <w:pPr>
-        <w:pStyle w:val="ListBullet"/>
-      </w:pPr>
       <w:r>
-        <w:t>`app.json` 버전/식별자 확인</w:t>
+        <w:t xml:space="preserve">   - </w:t>
+      </w:r>
+      <w:r>
+        <w:rPr>
+          <w:rFonts w:ascii="Menlo" w:hAnsi="Menlo"/>
+        </w:rPr>
+        <w:t>app.json</w:t>
+      </w:r>
+      <w:r>
+        <w:t xml:space="preserve"> 버전/식별자 확인</w:t>
       </w:r>
     </w:p>
     <w:p>
-      <w:pPr>
-        <w:pStyle w:val="ListBullet"/>
-      </w:pPr>
       <w:r>
-        <w:t>`eas.json`의 production 프로필 기준 빌드</w:t>
+        <w:t xml:space="preserve">   - </w:t>
+      </w:r>
+      <w:r>
+        <w:rPr>
+          <w:rFonts w:ascii="Menlo" w:hAnsi="Menlo"/>
+        </w:rPr>
+        <w:t>eas.json</w:t>
+      </w:r>
+      <w:r>
+        <w:t>의 production 프로필 기준 빌드</w:t>
       </w:r>
     </w:p>
     <w:p>
-      <w:pPr>
-        <w:pStyle w:val="ListBullet"/>
-      </w:pPr>
       <w:r>
-        <w:t>Firebase 설정 파일 연결 상태 확인(iOS/Android)</w:t>
+        <w:t xml:space="preserve">   - Firebase 설정 파일 연결 상태 확인(iOS/Android)</w:t>
       </w:r>
     </w:p>
     <w:p>
@@ -3757,19 +2711,13 @@
       </w:r>
     </w:p>
     <w:p>
-      <w:pPr>
-        <w:pStyle w:val="ListBullet"/>
-      </w:pPr>
       <w:r>
-        <w:t>iOS: TestFlight 또는 App Store 제출</w:t>
+        <w:t xml:space="preserve">   - iOS: TestFlight 또는 App Store 제출</w:t>
       </w:r>
     </w:p>
     <w:p>
-      <w:pPr>
-        <w:pStyle w:val="ListBullet"/>
-      </w:pPr>
       <w:r>
-        <w:t>Android: 내부 테스트 또는 프로덕션 트랙 제출</w:t>
+        <w:t xml:space="preserve">   - Android: 내부 테스트 또는 프로덕션 트랙 제출</w:t>
       </w:r>
     </w:p>
     <w:p>
@@ -3781,11 +2729,302 @@
       </w:r>
     </w:p>
     <w:p>
+      <w:r>
+        <w:t xml:space="preserve">   - 모바일 로그인/세션 유지</w:t>
+      </w:r>
+    </w:p>
+    <w:p>
+      <w:r>
+        <w:t xml:space="preserve">   - 관리자 로그인/주요 관리 기능</w:t>
+      </w:r>
+    </w:p>
+    <w:p>
+      <w:r>
+        <w:t xml:space="preserve">   - 채팅 응답, OTP, 푸시, Cron 동작</w:t>
+      </w:r>
+    </w:p>
+    <w:p>
       <w:pPr>
-        <w:pStyle w:val="ListBullet"/>
+        <w:pStyle w:val="Heading3"/>
       </w:pPr>
       <w:r>
-        <w:t>모바일 로그인/세션 유지</w:t>
+        <w:t>5-1. 운영 전환 당일 권장 점검 순서</w:t>
+      </w:r>
+    </w:p>
+    <w:tbl>
+      <w:tblPr>
+        <w:tblStyle w:val="TableGrid"/>
+        <w:tblW w:type="auto" w:w="0"/>
+        <w:tblLook w:firstColumn="1" w:firstRow="1" w:lastColumn="0" w:lastRow="0" w:noHBand="0" w:noVBand="1" w:val="04A0"/>
+      </w:tblPr>
+      <w:tblGrid>
+        <w:gridCol w:w="3324"/>
+        <w:gridCol w:w="3324"/>
+        <w:gridCol w:w="3324"/>
+      </w:tblGrid>
+      <w:tr>
+        <w:tc>
+          <w:tcPr>
+            <w:tcW w:type="dxa" w:w="3324"/>
+          </w:tcPr>
+          <w:p>
+            <w:r>
+              <w:t>순서</w:t>
+            </w:r>
+          </w:p>
+        </w:tc>
+        <w:tc>
+          <w:tcPr>
+            <w:tcW w:type="dxa" w:w="3324"/>
+          </w:tcPr>
+          <w:p>
+            <w:r>
+              <w:t>점검 항목</w:t>
+            </w:r>
+          </w:p>
+        </w:tc>
+        <w:tc>
+          <w:tcPr>
+            <w:tcW w:type="dxa" w:w="3324"/>
+          </w:tcPr>
+          <w:p>
+            <w:r>
+              <w:t>확인 포인트</w:t>
+            </w:r>
+          </w:p>
+        </w:tc>
+      </w:tr>
+      <w:tr>
+        <w:tc>
+          <w:tcPr>
+            <w:tcW w:type="dxa" w:w="3324"/>
+          </w:tcPr>
+          <w:p>
+            <w:r>
+              <w:t>1</w:t>
+            </w:r>
+          </w:p>
+        </w:tc>
+        <w:tc>
+          <w:tcPr>
+            <w:tcW w:type="dxa" w:w="3324"/>
+          </w:tcPr>
+          <w:p>
+            <w:r>
+              <w:t>web 접속</w:t>
+            </w:r>
+          </w:p>
+        </w:tc>
+        <w:tc>
+          <w:tcPr>
+            <w:tcW w:type="dxa" w:w="3324"/>
+          </w:tcPr>
+          <w:p>
+            <w:r>
+              <w:t>운영 URL 응답, 관리자 로그인 페이지 노출</w:t>
+            </w:r>
+          </w:p>
+        </w:tc>
+      </w:tr>
+      <w:tr>
+        <w:tc>
+          <w:tcPr>
+            <w:tcW w:type="dxa" w:w="3324"/>
+          </w:tcPr>
+          <w:p>
+            <w:r>
+              <w:t>2</w:t>
+            </w:r>
+          </w:p>
+        </w:tc>
+        <w:tc>
+          <w:tcPr>
+            <w:tcW w:type="dxa" w:w="3324"/>
+          </w:tcPr>
+          <w:p>
+            <w:r>
+              <w:t>관리자 인증</w:t>
+            </w:r>
+          </w:p>
+        </w:tc>
+        <w:tc>
+          <w:tcPr>
+            <w:tcW w:type="dxa" w:w="3324"/>
+          </w:tcPr>
+          <w:p>
+            <w:r>
+              <w:t>로그인 성공, 세션 유지, 보호 라우트 접근 가능</w:t>
+            </w:r>
+          </w:p>
+        </w:tc>
+      </w:tr>
+      <w:tr>
+        <w:tc>
+          <w:tcPr>
+            <w:tcW w:type="dxa" w:w="3324"/>
+          </w:tcPr>
+          <w:p>
+            <w:r>
+              <w:t>3</w:t>
+            </w:r>
+          </w:p>
+        </w:tc>
+        <w:tc>
+          <w:tcPr>
+            <w:tcW w:type="dxa" w:w="3324"/>
+          </w:tcPr>
+          <w:p>
+            <w:r>
+              <w:t>모바일 인증</w:t>
+            </w:r>
+          </w:p>
+        </w:tc>
+        <w:tc>
+          <w:tcPr>
+            <w:tcW w:type="dxa" w:w="3324"/>
+          </w:tcPr>
+          <w:p>
+            <w:r>
+              <w:t>OTP 시작/로그인/세션 확인 성공</w:t>
+            </w:r>
+          </w:p>
+        </w:tc>
+      </w:tr>
+      <w:tr>
+        <w:tc>
+          <w:tcPr>
+            <w:tcW w:type="dxa" w:w="3324"/>
+          </w:tcPr>
+          <w:p>
+            <w:r>
+              <w:t>4</w:t>
+            </w:r>
+          </w:p>
+        </w:tc>
+        <w:tc>
+          <w:tcPr>
+            <w:tcW w:type="dxa" w:w="3324"/>
+          </w:tcPr>
+          <w:p>
+            <w:r>
+              <w:t>채팅 기능</w:t>
+            </w:r>
+          </w:p>
+        </w:tc>
+        <w:tc>
+          <w:tcPr>
+            <w:tcW w:type="dxa" w:w="3324"/>
+          </w:tcPr>
+          <w:p>
+            <w:r>
+              <w:t>일반 질문, 가드레일 질문, 세션 저장 확인</w:t>
+            </w:r>
+          </w:p>
+        </w:tc>
+      </w:tr>
+      <w:tr>
+        <w:tc>
+          <w:tcPr>
+            <w:tcW w:type="dxa" w:w="3324"/>
+          </w:tcPr>
+          <w:p>
+            <w:r>
+              <w:t>5</w:t>
+            </w:r>
+          </w:p>
+        </w:tc>
+        <w:tc>
+          <w:tcPr>
+            <w:tcW w:type="dxa" w:w="3324"/>
+          </w:tcPr>
+          <w:p>
+            <w:r>
+              <w:t>외부 연동</w:t>
+            </w:r>
+          </w:p>
+        </w:tc>
+        <w:tc>
+          <w:tcPr>
+            <w:tcW w:type="dxa" w:w="3324"/>
+          </w:tcPr>
+          <w:p>
+            <w:r>
+              <w:t>Twilio, Gemini, Schift, Firebase 호출 이상 여부</w:t>
+            </w:r>
+          </w:p>
+        </w:tc>
+      </w:tr>
+      <w:tr>
+        <w:tc>
+          <w:tcPr>
+            <w:tcW w:type="dxa" w:w="3324"/>
+          </w:tcPr>
+          <w:p>
+            <w:r>
+              <w:t>6</w:t>
+            </w:r>
+          </w:p>
+        </w:tc>
+        <w:tc>
+          <w:tcPr>
+            <w:tcW w:type="dxa" w:w="3324"/>
+          </w:tcPr>
+          <w:p>
+            <w:r>
+              <w:t>배치/Cron</w:t>
+            </w:r>
+          </w:p>
+        </w:tc>
+        <w:tc>
+          <w:tcPr>
+            <w:tcW w:type="dxa" w:w="3324"/>
+          </w:tcPr>
+          <w:p>
+            <w:r>
+              <w:t>인증 포함 호출 성공, 로그 확인</w:t>
+            </w:r>
+          </w:p>
+        </w:tc>
+      </w:tr>
+      <w:tr>
+        <w:tc>
+          <w:tcPr>
+            <w:tcW w:type="dxa" w:w="3324"/>
+          </w:tcPr>
+          <w:p>
+            <w:r>
+              <w:t>7</w:t>
+            </w:r>
+          </w:p>
+        </w:tc>
+        <w:tc>
+          <w:tcPr>
+            <w:tcW w:type="dxa" w:w="3324"/>
+          </w:tcPr>
+          <w:p>
+            <w:r>
+              <w:t>스토어 상태</w:t>
+            </w:r>
+          </w:p>
+        </w:tc>
+        <w:tc>
+          <w:tcPr>
+            <w:tcW w:type="dxa" w:w="3324"/>
+          </w:tcPr>
+          <w:p>
+            <w:r>
+              <w:t>최신 빌드가 TestFlight/Play Console에 등록되었는지 확인</w:t>
+            </w:r>
+          </w:p>
+        </w:tc>
+      </w:tr>
+    </w:tbl>
+    <w:p>
+      <w:pPr>
+        <w:pStyle w:val="Heading3"/>
+      </w:pPr>
+      <w:r>
+        <w:t>5-2. 장애 발생 시 1차 확인 포인트</w:t>
       </w:r>
     </w:p>
     <w:p>
@@ -3793,7 +3032,25 @@
         <w:pStyle w:val="ListBullet"/>
       </w:pPr>
       <w:r>
-        <w:t>관리자 로그인/주요 관리 기능</w:t>
+        <w:t xml:space="preserve">관리자 로그인 실패: </w:t>
+      </w:r>
+      <w:r>
+        <w:rPr>
+          <w:rFonts w:ascii="Menlo" w:hAnsi="Menlo"/>
+        </w:rPr>
+        <w:t>ADMIN_LOGIN_PASSWORD</w:t>
+      </w:r>
+      <w:r>
+        <w:t xml:space="preserve">, </w:t>
+      </w:r>
+      <w:r>
+        <w:rPr>
+          <w:rFonts w:ascii="Menlo" w:hAnsi="Menlo"/>
+        </w:rPr>
+        <w:t>ADMIN_SESSION_SECRET</w:t>
+      </w:r>
+      <w:r>
+        <w:t>, 배포 환경변수 누락 여부 확인</w:t>
       </w:r>
     </w:p>
     <w:p>
@@ -3801,7 +3058,40 @@
         <w:pStyle w:val="ListBullet"/>
       </w:pPr>
       <w:r>
-        <w:t>채팅 응답, OTP, 푸시, Cron 동작</w:t>
+        <w:t>모바일 인증 실패: Twilio Verify 설정, 전화번호 형식, 운영/테스트 모드 구분 확인</w:t>
+      </w:r>
+    </w:p>
+    <w:p>
+      <w:pPr>
+        <w:pStyle w:val="ListBullet"/>
+      </w:pPr>
+      <w:r>
+        <w:t>채팅 실패: Gemini/Schift 키 유효성, 서버 로그, rate limit 또는 외부 API 에러 확인</w:t>
+      </w:r>
+    </w:p>
+    <w:p>
+      <w:pPr>
+        <w:pStyle w:val="ListBullet"/>
+      </w:pPr>
+      <w:r>
+        <w:t>콘텐츠 조회 실패: Supabase 연결 정보와 스키마 반영 상태 확인</w:t>
+      </w:r>
+    </w:p>
+    <w:p>
+      <w:pPr>
+        <w:pStyle w:val="ListBullet"/>
+      </w:pPr>
+      <w:r>
+        <w:t xml:space="preserve">Cron 실패: </w:t>
+      </w:r>
+      <w:r>
+        <w:rPr>
+          <w:rFonts w:ascii="Menlo" w:hAnsi="Menlo"/>
+        </w:rPr>
+        <w:t>CRON_SECRET</w:t>
+      </w:r>
+      <w:r>
+        <w:t xml:space="preserve"> 불일치 여부와 배포 환경의 스케줄러 설정 확인</w:t>
       </w:r>
     </w:p>
     <w:p>
@@ -3825,7 +3115,16 @@
         <w:pStyle w:val="ListBullet"/>
       </w:pPr>
       <w:r>
-        <w:t>[ ] `.env.example`의 변수명이 운영 환경에 모두 반영되어 있다.</w:t>
+        <w:t xml:space="preserve">[ ] </w:t>
+      </w:r>
+      <w:r>
+        <w:rPr>
+          <w:rFonts w:ascii="Menlo" w:hAnsi="Menlo"/>
+        </w:rPr>
+        <w:t>.env.example</w:t>
+      </w:r>
+      <w:r>
+        <w:t>의 변수명이 운영 환경에 모두 반영되어 있다.</w:t>
       </w:r>
     </w:p>
     <w:p>
@@ -3841,7 +3140,34 @@
         <w:pStyle w:val="ListBullet"/>
       </w:pPr>
       <w:r>
-        <w:t>[ ] `ADMIN_SESSION_SECRET`, `ADMIN_LOGIN_PASSWORD`, `CRON_SECRET` 설정이 완료되었다.</w:t>
+        <w:t xml:space="preserve">[ ] </w:t>
+      </w:r>
+      <w:r>
+        <w:rPr>
+          <w:rFonts w:ascii="Menlo" w:hAnsi="Menlo"/>
+        </w:rPr>
+        <w:t>ADMIN_SESSION_SECRET</w:t>
+      </w:r>
+      <w:r>
+        <w:t xml:space="preserve">, </w:t>
+      </w:r>
+      <w:r>
+        <w:rPr>
+          <w:rFonts w:ascii="Menlo" w:hAnsi="Menlo"/>
+        </w:rPr>
+        <w:t>ADMIN_LOGIN_PASSWORD</w:t>
+      </w:r>
+      <w:r>
+        <w:t xml:space="preserve">, </w:t>
+      </w:r>
+      <w:r>
+        <w:rPr>
+          <w:rFonts w:ascii="Menlo" w:hAnsi="Menlo"/>
+        </w:rPr>
+        <w:t>CRON_SECRET</w:t>
+      </w:r>
+      <w:r>
+        <w:t xml:space="preserve"> 설정이 완료되었다.</w:t>
       </w:r>
     </w:p>
     <w:p>
@@ -4013,8 +3339,8 @@
       </w:r>
     </w:p>
     <w:sectPr>
-      <w:pgSz w:w="11906" w:h="16838"/>
-      <w:pgMar w:top="907" w:right="907" w:bottom="1020" w:left="907" w:header="720" w:footer="720" w:gutter="0"/>
+      <w:pgSz w:w="12240" w:h="15840"/>
+      <w:pgMar w:top="1134" w:right="1134" w:bottom="1134" w:left="1134" w:header="720" w:footer="720" w:gutter="0"/>
       <w:cols w:space="720"/>
       <w:docGrid w:linePitch="360"/>
     </w:sectPr>
@@ -4385,10 +3711,6 @@
     <w:name w:val="Normal"/>
     <w:qFormat/>
     <w:rsid w:val="00FC693F"/>
-    <w:rPr>
-      <w:rFonts w:ascii="Malgun Gothic" w:hAnsi="Malgun Gothic"/>
-      <w:sz w:val="21"/>
-    </w:rPr>
   </w:style>
   <w:style w:type="paragraph" w:styleId="Header">
     <w:name w:val="header"/>
@@ -4449,11 +3771,11 @@
       <w:outlineLvl w:val="0"/>
     </w:pPr>
     <w:rPr>
-      <w:rFonts w:asciiTheme="majorHAnsi" w:eastAsiaTheme="majorEastAsia" w:hAnsiTheme="majorHAnsi" w:cstheme="majorBidi" w:ascii="Malgun Gothic" w:hAnsi="Malgun Gothic"/>
+      <w:rFonts w:asciiTheme="majorHAnsi" w:eastAsiaTheme="majorEastAsia" w:hAnsiTheme="majorHAnsi" w:cstheme="majorBidi"/>
       <w:b/>
       <w:bCs/>
       <w:color w:val="365F91" w:themeColor="accent1" w:themeShade="BF"/>
-      <w:sz w:val="32"/>
+      <w:sz w:val="28"/>
       <w:szCs w:val="28"/>
     </w:rPr>
   </w:style>
@@ -4473,7 +3795,7 @@
       <w:outlineLvl w:val="1"/>
     </w:pPr>
     <w:rPr>
-      <w:rFonts w:asciiTheme="majorHAnsi" w:eastAsiaTheme="majorEastAsia" w:hAnsiTheme="majorHAnsi" w:cstheme="majorBidi" w:ascii="Malgun Gothic" w:hAnsi="Malgun Gothic"/>
+      <w:rFonts w:asciiTheme="majorHAnsi" w:eastAsiaTheme="majorEastAsia" w:hAnsiTheme="majorHAnsi" w:cstheme="majorBidi"/>
       <w:b/>
       <w:bCs/>
       <w:color w:val="4F81BD" w:themeColor="accent1"/>
@@ -4497,11 +3819,10 @@
       <w:outlineLvl w:val="2"/>
     </w:pPr>
     <w:rPr>
-      <w:rFonts w:asciiTheme="majorHAnsi" w:eastAsiaTheme="majorEastAsia" w:hAnsiTheme="majorHAnsi" w:cstheme="majorBidi" w:ascii="Malgun Gothic" w:hAnsi="Malgun Gothic"/>
+      <w:rFonts w:asciiTheme="majorHAnsi" w:eastAsiaTheme="majorEastAsia" w:hAnsiTheme="majorHAnsi" w:cstheme="majorBidi"/>
       <w:b/>
       <w:bCs/>
       <w:color w:val="4F81BD" w:themeColor="accent1"/>
-      <w:sz w:val="23"/>
     </w:rPr>
   </w:style>
   <w:style w:type="paragraph" w:styleId="Heading4">
@@ -4739,11 +4060,11 @@
       <w:contextualSpacing/>
     </w:pPr>
     <w:rPr>
-      <w:rFonts w:asciiTheme="majorHAnsi" w:eastAsiaTheme="majorEastAsia" w:hAnsiTheme="majorHAnsi" w:cstheme="majorBidi" w:ascii="Malgun Gothic" w:hAnsi="Malgun Gothic"/>
+      <w:rFonts w:asciiTheme="majorHAnsi" w:eastAsiaTheme="majorEastAsia" w:hAnsiTheme="majorHAnsi" w:cstheme="majorBidi"/>
       <w:color w:val="17365D" w:themeColor="text2" w:themeShade="BF"/>
       <w:spacing w:val="5"/>
       <w:kern w:val="28"/>
-      <w:sz w:val="44"/>
+      <w:sz w:val="52"/>
       <w:szCs w:val="52"/>
     </w:rPr>
   </w:style>
